--- a/GSU Gateway User Stories with their Status.docx
+++ b/GSU Gateway User Stories with their Status.docx
@@ -603,22 +603,14 @@
         <w:spacing w:line="276" w:lineRule="auto"/>
         <w:jc w:val="both"/>
         <w:rPr>
-          <w:color w:val="233DFF"/>
-        </w:rPr>
-      </w:pPr>
-      <w:r>
-        <w:rPr>
-          <w:rStyle w:val="oypena"/>
-          <w:color w:val="000000" w:themeColor="text1"/>
-        </w:rPr>
-        <w:t>As a head &amp; staff, I want to be the only one who can approve or disapprove requests from users so that I can control the request processing.</w:t>
-      </w:r>
-      <w:r>
-        <w:rPr>
-          <w:rStyle w:val="oypena"/>
-          <w:color w:val="000000" w:themeColor="text1"/>
-        </w:rPr>
-        <w:t>s</w:t>
+          <w:color w:val="000000" w:themeColor="text1"/>
+        </w:rPr>
+      </w:pPr>
+      <w:r>
+        <w:rPr>
+          <w:color w:val="000000" w:themeColor="text1"/>
+        </w:rPr>
+        <w:t>As a user, I must provide feedback after the service so that service quality can be monitored and improved.</w:t>
       </w:r>
     </w:p>
     <w:p>
@@ -1068,7 +1060,6 @@
   <w:style w:type="character" w:default="1" w:styleId="DefaultParagraphFont">
     <w:name w:val="Default Paragraph Font"/>
     <w:uiPriority w:val="1"/>
-    <w:semiHidden/>
     <w:unhideWhenUsed/>
   </w:style>
   <w:style w:type="table" w:default="1" w:styleId="TableNormal">

--- a/GSU Gateway User Stories with their Status.docx
+++ b/GSU Gateway User Stories with their Status.docx
@@ -1,9 +1,10 @@
 
 <file path=word/document.xml><?xml version="1.0" encoding="utf-8"?>
-<w:document xmlns:wpc="http://schemas.microsoft.com/office/word/2010/wordprocessingCanvas" xmlns:cx="http://schemas.microsoft.com/office/drawing/2014/chartex" xmlns:cx1="http://schemas.microsoft.com/office/drawing/2015/9/8/chartex" xmlns:cx2="http://schemas.microsoft.com/office/drawing/2015/10/21/chartex" xmlns:cx3="http://schemas.microsoft.com/office/drawing/2016/5/9/chartex" xmlns:cx4="http://schemas.microsoft.com/office/drawing/2016/5/10/chartex" xmlns:cx5="http://schemas.microsoft.com/office/drawing/2016/5/11/chartex" xmlns:cx6="http://schemas.microsoft.com/office/drawing/2016/5/12/chartex" xmlns:cx7="http://schemas.microsoft.com/office/drawing/2016/5/13/chartex" xmlns:cx8="http://schemas.microsoft.com/office/drawing/2016/5/14/chartex" xmlns:mc="http://schemas.openxmlformats.org/markup-compatibility/2006" xmlns:aink="http://schemas.microsoft.com/office/drawing/2016/ink" xmlns:am3d="http://schemas.microsoft.com/office/drawing/2017/model3d" xmlns:o="urn:schemas-microsoft-com:office:office" xmlns:r="http://schemas.openxmlformats.org/officeDocument/2006/relationships" xmlns:m="http://schemas.openxmlformats.org/officeDocument/2006/math" xmlns:v="urn:schemas-microsoft-com:vml" xmlns:wp14="http://schemas.microsoft.com/office/word/2010/wordprocessingDrawing" xmlns:wp="http://schemas.openxmlformats.org/drawingml/2006/wordprocessingDrawing" xmlns:w10="urn:schemas-microsoft-com:office:word" xmlns:w="http://schemas.openxmlformats.org/wordprocessingml/2006/main" xmlns:w14="http://schemas.microsoft.com/office/word/2010/wordml" xmlns:w15="http://schemas.microsoft.com/office/word/2012/wordml" xmlns:w16cex="http://schemas.microsoft.com/office/word/2018/wordml/cex" xmlns:w16cid="http://schemas.microsoft.com/office/word/2016/wordml/cid" xmlns:w16="http://schemas.microsoft.com/office/word/2018/wordml" xmlns:w16se="http://schemas.microsoft.com/office/word/2015/wordml/symex" xmlns:wpg="http://schemas.microsoft.com/office/word/2010/wordprocessingGroup" xmlns:wpi="http://schemas.microsoft.com/office/word/2010/wordprocessingInk" xmlns:wne="http://schemas.microsoft.com/office/word/2006/wordml" xmlns:wps="http://schemas.microsoft.com/office/word/2010/wordprocessingShape" mc:Ignorable="w14 w15 w16se w16cid w16 w16cex wp14">
+<w:document xmlns:wpc="http://schemas.microsoft.com/office/word/2010/wordprocessingCanvas" xmlns:mc="http://schemas.openxmlformats.org/markup-compatibility/2006" xmlns:o="urn:schemas-microsoft-com:office:office" xmlns:r="http://schemas.openxmlformats.org/officeDocument/2006/relationships" xmlns:m="http://schemas.openxmlformats.org/officeDocument/2006/math" xmlns:v="urn:schemas-microsoft-com:vml" xmlns:wp14="http://schemas.microsoft.com/office/word/2010/wordprocessingDrawing" xmlns:wp="http://schemas.openxmlformats.org/drawingml/2006/wordprocessingDrawing" xmlns:w="http://schemas.openxmlformats.org/wordprocessingml/2006/main" xmlns:w14="http://schemas.microsoft.com/office/word/2010/wordml" xmlns:w10="urn:schemas-microsoft-com:office:word" xmlns:w15="http://schemas.microsoft.com/office/word/2012/wordml" xmlns:wpg="http://schemas.microsoft.com/office/word/2010/wordprocessingGroup" xmlns:wpi="http://schemas.microsoft.com/office/word/2010/wordprocessingInk" xmlns:wne="http://schemas.microsoft.com/office/word/2006/wordml" xmlns:wps="http://schemas.microsoft.com/office/word/2010/wordprocessingShape" xmlns:wpsCustomData="http://www.wps.cn/officeDocument/2013/wpsCustomData" mc:Ignorable="w14 w15 wp14">
   <w:body>
     <w:p>
       <w:pPr>
+        <w:ind w:firstLine="160" w:firstLineChars="50"/>
         <w:rPr>
           <w:rFonts w:ascii="Times New Roman" w:hAnsi="Times New Roman" w:cs="Times New Roman"/>
           <w:b/>
@@ -25,7 +26,7 @@
     </w:p>
     <w:p>
       <w:pPr>
-        <w:pStyle w:val="NormalWeb"/>
+        <w:pStyle w:val="4"/>
         <w:rPr>
           <w:b/>
           <w:bCs/>
@@ -36,16 +37,15 @@
         <w:rPr>
           <w:b/>
           <w:bCs/>
-          <w:noProof/>
           <w:color w:val="000000"/>
         </w:rPr>
         <mc:AlternateContent>
           <mc:Choice Requires="wps">
             <w:drawing>
-              <wp:anchor distT="0" distB="0" distL="114300" distR="114300" simplePos="0" relativeHeight="251663360" behindDoc="0" locked="0" layoutInCell="1" allowOverlap="1" wp14:anchorId="5B15DE2C" wp14:editId="6FC4E109">
+              <wp:anchor distT="0" distB="0" distL="114300" distR="114300" simplePos="0" relativeHeight="251661312" behindDoc="0" locked="0" layoutInCell="1" allowOverlap="1">
                 <wp:simplePos x="0" y="0"/>
                 <wp:positionH relativeFrom="column">
-                  <wp:posOffset>2391198</wp:posOffset>
+                  <wp:posOffset>2390775</wp:posOffset>
                 </wp:positionH>
                 <wp:positionV relativeFrom="paragraph">
                   <wp:posOffset>389255</wp:posOffset>
@@ -93,9 +93,6 @@
                         </a:fontRef>
                       </wps:style>
                       <wps:bodyPr rot="0" spcFirstLastPara="0" vertOverflow="overflow" horzOverflow="overflow" vert="horz" wrap="square" lIns="91440" tIns="45720" rIns="91440" bIns="45720" numCol="1" spcCol="0" rtlCol="0" fromWordArt="0" anchor="ctr" anchorCtr="0" forceAA="0" compatLnSpc="1">
-                        <a:prstTxWarp prst="textNoShape">
-                          <a:avLst/>
-                        </a:prstTxWarp>
                         <a:noAutofit/>
                       </wps:bodyPr>
                     </wps:wsp>
@@ -106,9 +103,12 @@
           </mc:Choice>
           <mc:Fallback>
             <w:pict>
-              <v:oval w14:anchorId="2B630E92" id="Oval 3" o:spid="_x0000_s1026" style="position:absolute;margin-left:188.3pt;margin-top:30.65pt;width:23.1pt;height:18.85pt;z-index:251663360;visibility:visible;mso-wrap-style:square;mso-wrap-distance-left:9pt;mso-wrap-distance-top:0;mso-wrap-distance-right:9pt;mso-wrap-distance-bottom:0;mso-position-horizontal:absolute;mso-position-horizontal-relative:text;mso-position-vertical:absolute;mso-position-vertical-relative:text;v-text-anchor:middle" o:gfxdata="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" fillcolor="red" strokecolor="red" strokeweight="1pt">
-                <v:stroke joinstyle="miter"/>
-              </v:oval>
+              <v:shape id="_x0000_s1026" o:spid="_x0000_s1026" o:spt="3" type="#_x0000_t3" style="position:absolute;left:0pt;margin-left:188.25pt;margin-top:30.65pt;height:18.85pt;width:23.1pt;z-index:251661312;v-text-anchor:middle;mso-width-relative:page;mso-height-relative:page;" fillcolor="#FF0000" filled="t" stroked="t" coordsize="21600,21600" o:gfxdata="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">
+                <v:fill on="t" focussize="0,0"/>
+                <v:stroke weight="1pt" color="#FF0000 [3204]" miterlimit="8" joinstyle="miter"/>
+                <v:imagedata o:title=""/>
+                <o:lock v:ext="edit" aspectratio="f"/>
+              </v:shape>
             </w:pict>
           </mc:Fallback>
         </mc:AlternateContent>
@@ -117,19 +117,18 @@
         <w:rPr>
           <w:b/>
           <w:bCs/>
-          <w:noProof/>
           <w:color w:val="000000"/>
         </w:rPr>
         <mc:AlternateContent>
           <mc:Choice Requires="wps">
             <w:drawing>
-              <wp:anchor distT="0" distB="0" distL="114300" distR="114300" simplePos="0" relativeHeight="251661312" behindDoc="0" locked="0" layoutInCell="1" allowOverlap="1" wp14:anchorId="7B697ABB" wp14:editId="65BA1A5F">
+              <wp:anchor distT="0" distB="0" distL="114300" distR="114300" simplePos="0" relativeHeight="251660288" behindDoc="0" locked="0" layoutInCell="1" allowOverlap="1">
                 <wp:simplePos x="0" y="0"/>
                 <wp:positionH relativeFrom="column">
                   <wp:posOffset>1011555</wp:posOffset>
                 </wp:positionH>
                 <wp:positionV relativeFrom="paragraph">
-                  <wp:posOffset>390948</wp:posOffset>
+                  <wp:posOffset>390525</wp:posOffset>
                 </wp:positionV>
                 <wp:extent cx="293370" cy="239395"/>
                 <wp:effectExtent l="0" t="0" r="11430" b="27305"/>
@@ -178,9 +177,6 @@
                         </a:fontRef>
                       </wps:style>
                       <wps:bodyPr rot="0" spcFirstLastPara="0" vertOverflow="overflow" horzOverflow="overflow" vert="horz" wrap="square" lIns="91440" tIns="45720" rIns="91440" bIns="45720" numCol="1" spcCol="0" rtlCol="0" fromWordArt="0" anchor="ctr" anchorCtr="0" forceAA="0" compatLnSpc="1">
-                        <a:prstTxWarp prst="textNoShape">
-                          <a:avLst/>
-                        </a:prstTxWarp>
                         <a:noAutofit/>
                       </wps:bodyPr>
                     </wps:wsp>
@@ -191,9 +187,12 @@
           </mc:Choice>
           <mc:Fallback>
             <w:pict>
-              <v:oval w14:anchorId="2B88E980" id="Oval 2" o:spid="_x0000_s1026" style="position:absolute;margin-left:79.65pt;margin-top:30.8pt;width:23.1pt;height:18.85pt;z-index:251661312;visibility:visible;mso-wrap-style:square;mso-wrap-distance-left:9pt;mso-wrap-distance-top:0;mso-wrap-distance-right:9pt;mso-wrap-distance-bottom:0;mso-position-horizontal:absolute;mso-position-horizontal-relative:text;mso-position-vertical:absolute;mso-position-vertical-relative:text;v-text-anchor:middle" o:gfxdata="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" fillcolor="#2f5496 [2404]" strokecolor="#2f5496 [2404]" strokeweight="1pt">
-                <v:stroke joinstyle="miter"/>
-              </v:oval>
+              <v:shape id="_x0000_s1026" o:spid="_x0000_s1026" o:spt="3" type="#_x0000_t3" style="position:absolute;left:0pt;margin-left:79.65pt;margin-top:30.75pt;height:18.85pt;width:23.1pt;z-index:251660288;v-text-anchor:middle;mso-width-relative:page;mso-height-relative:page;" fillcolor="#2F5597 [2404]" filled="t" stroked="t" coordsize="21600,21600" o:gfxdata="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">
+                <v:fill on="t" focussize="0,0"/>
+                <v:stroke weight="1pt" color="#2F5597 [2404]" miterlimit="8" joinstyle="miter"/>
+                <v:imagedata o:title=""/>
+                <o:lock v:ext="edit" aspectratio="f"/>
+              </v:shape>
             </w:pict>
           </mc:Fallback>
         </mc:AlternateContent>
@@ -202,16 +201,15 @@
         <w:rPr>
           <w:b/>
           <w:bCs/>
-          <w:noProof/>
           <w:color w:val="000000"/>
         </w:rPr>
         <mc:AlternateContent>
           <mc:Choice Requires="wps">
             <w:drawing>
-              <wp:anchor distT="0" distB="0" distL="114300" distR="114300" simplePos="0" relativeHeight="251659264" behindDoc="0" locked="0" layoutInCell="1" allowOverlap="1" wp14:anchorId="1EEC3A55" wp14:editId="5417DDFF">
+              <wp:anchor distT="0" distB="0" distL="114300" distR="114300" simplePos="0" relativeHeight="251659264" behindDoc="0" locked="0" layoutInCell="1" allowOverlap="1">
                 <wp:simplePos x="0" y="0"/>
                 <wp:positionH relativeFrom="column">
-                  <wp:posOffset>64226</wp:posOffset>
+                  <wp:posOffset>64135</wp:posOffset>
                 </wp:positionH>
                 <wp:positionV relativeFrom="paragraph">
                   <wp:posOffset>394970</wp:posOffset>
@@ -263,9 +261,6 @@
                         </a:fontRef>
                       </wps:style>
                       <wps:bodyPr rot="0" spcFirstLastPara="0" vertOverflow="overflow" horzOverflow="overflow" vert="horz" wrap="square" lIns="91440" tIns="45720" rIns="91440" bIns="45720" numCol="1" spcCol="0" rtlCol="0" fromWordArt="0" anchor="ctr" anchorCtr="0" forceAA="0" compatLnSpc="1">
-                        <a:prstTxWarp prst="textNoShape">
-                          <a:avLst/>
-                        </a:prstTxWarp>
                         <a:noAutofit/>
                       </wps:bodyPr>
                     </wps:wsp>
@@ -276,9 +271,12 @@
           </mc:Choice>
           <mc:Fallback>
             <w:pict>
-              <v:oval w14:anchorId="397854DD" id="Oval 1" o:spid="_x0000_s1026" style="position:absolute;margin-left:5.05pt;margin-top:31.1pt;width:23.1pt;height:18.85pt;z-index:251659264;visibility:visible;mso-wrap-style:square;mso-wrap-distance-left:9pt;mso-wrap-distance-top:0;mso-wrap-distance-right:9pt;mso-wrap-distance-bottom:0;mso-position-horizontal:absolute;mso-position-horizontal-relative:text;mso-position-vertical:absolute;mso-position-vertical-relative:text;v-text-anchor:middle" o:gfxdata="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" fillcolor="#538135 [2409]" strokecolor="#538135 [2409]" strokeweight="1pt">
-                <v:stroke joinstyle="miter"/>
-              </v:oval>
+              <v:shape id="_x0000_s1026" o:spid="_x0000_s1026" o:spt="3" type="#_x0000_t3" style="position:absolute;left:0pt;margin-left:5.05pt;margin-top:31.1pt;height:18.85pt;width:23.1pt;z-index:251659264;v-text-anchor:middle;mso-width-relative:page;mso-height-relative:page;" fillcolor="#548235 [2409]" filled="t" stroked="t" coordsize="21600,21600" o:gfxdata="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">
+                <v:fill on="t" focussize="0,0"/>
+                <v:stroke weight="1pt" color="#548235 [2409]" miterlimit="8" joinstyle="miter"/>
+                <v:imagedata o:title=""/>
+                <o:lock v:ext="edit" aspectratio="f"/>
+              </v:shape>
             </w:pict>
           </mc:Fallback>
         </mc:AlternateContent>
@@ -286,7 +284,7 @@
     </w:p>
     <w:p>
       <w:pPr>
-        <w:pStyle w:val="NormalWeb"/>
+        <w:pStyle w:val="4"/>
       </w:pPr>
       <w:r>
         <w:rPr>
@@ -346,7 +344,7 @@
     </w:p>
     <w:p>
       <w:pPr>
-        <w:pStyle w:val="cvgsua"/>
+        <w:pStyle w:val="5"/>
         <w:spacing w:line="276" w:lineRule="auto"/>
         <w:jc w:val="both"/>
         <w:rPr>
@@ -355,7 +353,7 @@
       </w:pPr>
       <w:r>
         <w:rPr>
-          <w:rStyle w:val="oypena"/>
+          <w:rStyle w:val="6"/>
           <w:color w:val="00B050"/>
         </w:rPr>
         <w:t>USER STORY 1: ACCOUNT CREATION AND PASSWORD MANAGEMENT</w:t>
@@ -363,16 +361,26 @@
     </w:p>
     <w:p>
       <w:pPr>
-        <w:pStyle w:val="NormalWeb"/>
+        <w:pStyle w:val="4"/>
         <w:spacing w:line="276" w:lineRule="auto"/>
         <w:jc w:val="both"/>
         <w:rPr>
           <w:color w:val="000000" w:themeColor="text1"/>
-        </w:rPr>
-      </w:pPr>
-      <w:r>
-        <w:rPr>
-          <w:color w:val="000000" w:themeColor="text1"/>
+          <w14:textFill>
+            <w14:solidFill>
+              <w14:schemeClr w14:val="tx1"/>
+            </w14:solidFill>
+          </w14:textFill>
+        </w:rPr>
+      </w:pPr>
+      <w:r>
+        <w:rPr>
+          <w:color w:val="000000" w:themeColor="text1"/>
+          <w14:textFill>
+            <w14:solidFill>
+              <w14:schemeClr w14:val="tx1"/>
+            </w14:solidFill>
+          </w14:textFill>
         </w:rPr>
         <w:t>As a user, I want to create an account and change my password anytime, so that I can securely access the system and update my credentials when needed.</w:t>
       </w:r>
@@ -382,7 +390,7 @@
         <w:spacing w:line="276" w:lineRule="auto"/>
         <w:jc w:val="both"/>
         <w:rPr>
-          <w:rStyle w:val="oypena"/>
+          <w:rStyle w:val="6"/>
           <w:rFonts w:ascii="Times New Roman" w:hAnsi="Times New Roman" w:cs="Times New Roman"/>
           <w:color w:val="169D53"/>
           <w:sz w:val="24"/>
@@ -391,7 +399,7 @@
       </w:pPr>
       <w:r>
         <w:rPr>
-          <w:rStyle w:val="oypena"/>
+          <w:rStyle w:val="6"/>
           <w:rFonts w:ascii="Times New Roman" w:hAnsi="Times New Roman" w:cs="Times New Roman"/>
           <w:color w:val="169D53"/>
           <w:sz w:val="24"/>
@@ -405,20 +413,30 @@
         <w:spacing w:line="276" w:lineRule="auto"/>
         <w:jc w:val="both"/>
         <w:rPr>
-          <w:rStyle w:val="oypena"/>
+          <w:rStyle w:val="6"/>
           <w:rFonts w:ascii="Times New Roman" w:hAnsi="Times New Roman" w:cs="Times New Roman"/>
           <w:color w:val="000000" w:themeColor="text1"/>
           <w:sz w:val="24"/>
           <w:szCs w:val="24"/>
-        </w:rPr>
-      </w:pPr>
-      <w:r>
-        <w:rPr>
-          <w:rStyle w:val="oypena"/>
+          <w14:textFill>
+            <w14:solidFill>
+              <w14:schemeClr w14:val="tx1"/>
+            </w14:solidFill>
+          </w14:textFill>
+        </w:rPr>
+      </w:pPr>
+      <w:r>
+        <w:rPr>
+          <w:rStyle w:val="6"/>
           <w:rFonts w:ascii="Times New Roman" w:hAnsi="Times New Roman" w:cs="Times New Roman"/>
           <w:color w:val="000000" w:themeColor="text1"/>
           <w:sz w:val="24"/>
           <w:szCs w:val="24"/>
+          <w14:textFill>
+            <w14:solidFill>
+              <w14:schemeClr w14:val="tx1"/>
+            </w14:solidFill>
+          </w14:textFill>
         </w:rPr>
         <w:t>As an admin, I want to be the only one who can accept user accounts in the system so that I can control who gains access.</w:t>
       </w:r>
@@ -428,7 +446,7 @@
         <w:spacing w:line="276" w:lineRule="auto"/>
         <w:jc w:val="both"/>
         <w:rPr>
-          <w:rStyle w:val="oypena"/>
+          <w:rStyle w:val="6"/>
           <w:rFonts w:ascii="Times New Roman" w:hAnsi="Times New Roman" w:cs="Times New Roman"/>
           <w:color w:val="169D53"/>
           <w:sz w:val="24"/>
@@ -437,7 +455,7 @@
       </w:pPr>
       <w:r>
         <w:rPr>
-          <w:rStyle w:val="oypena"/>
+          <w:rStyle w:val="6"/>
           <w:rFonts w:ascii="Times New Roman" w:hAnsi="Times New Roman" w:cs="Times New Roman"/>
           <w:color w:val="169D53"/>
           <w:sz w:val="24"/>
@@ -451,20 +469,30 @@
         <w:spacing w:line="276" w:lineRule="auto"/>
         <w:jc w:val="both"/>
         <w:rPr>
-          <w:rStyle w:val="oypena"/>
+          <w:rStyle w:val="6"/>
           <w:rFonts w:ascii="Times New Roman" w:hAnsi="Times New Roman" w:cs="Times New Roman"/>
           <w:color w:val="000000" w:themeColor="text1"/>
           <w:sz w:val="24"/>
           <w:szCs w:val="24"/>
-        </w:rPr>
-      </w:pPr>
-      <w:r>
-        <w:rPr>
-          <w:rStyle w:val="oypena"/>
+          <w14:textFill>
+            <w14:solidFill>
+              <w14:schemeClr w14:val="tx1"/>
+            </w14:solidFill>
+          </w14:textFill>
+        </w:rPr>
+      </w:pPr>
+      <w:r>
+        <w:rPr>
+          <w:rStyle w:val="6"/>
           <w:rFonts w:ascii="Times New Roman" w:hAnsi="Times New Roman" w:cs="Times New Roman"/>
           <w:color w:val="000000" w:themeColor="text1"/>
           <w:sz w:val="24"/>
           <w:szCs w:val="24"/>
+          <w14:textFill>
+            <w14:solidFill>
+              <w14:schemeClr w14:val="tx1"/>
+            </w14:solidFill>
+          </w14:textFill>
         </w:rPr>
         <w:t>As a client, end user, or admin, I want to submit a request slip for maintenance services so that I can have janitorial, carpentry, electrical, or air conditioning issues resolved.</w:t>
       </w:r>
@@ -474,7 +502,7 @@
         <w:spacing w:line="276" w:lineRule="auto"/>
         <w:jc w:val="both"/>
         <w:rPr>
-          <w:rStyle w:val="oypena"/>
+          <w:rStyle w:val="6"/>
           <w:rFonts w:ascii="Times New Roman" w:hAnsi="Times New Roman" w:cs="Times New Roman"/>
           <w:color w:val="169D53"/>
           <w:sz w:val="24"/>
@@ -483,80 +511,56 @@
       </w:pPr>
       <w:r>
         <w:rPr>
-          <w:rStyle w:val="oypena"/>
+          <w:rStyle w:val="6"/>
           <w:rFonts w:ascii="Times New Roman" w:hAnsi="Times New Roman" w:cs="Times New Roman"/>
           <w:color w:val="169D53"/>
           <w:sz w:val="24"/>
           <w:szCs w:val="24"/>
         </w:rPr>
-        <w:t xml:space="preserve">USER STORY 4: HEAD &amp; </w:t>
-      </w:r>
-      <w:r>
-        <w:rPr>
-          <w:rStyle w:val="oypena"/>
-          <w:rFonts w:ascii="Times New Roman" w:hAnsi="Times New Roman" w:cs="Times New Roman"/>
-          <w:color w:val="169D53"/>
-          <w:sz w:val="24"/>
-          <w:szCs w:val="24"/>
-        </w:rPr>
-        <w:t>CAMPUS DIRECTOR</w:t>
-      </w:r>
-      <w:r>
-        <w:rPr>
-          <w:rStyle w:val="oypena"/>
-          <w:rFonts w:ascii="Times New Roman" w:hAnsi="Times New Roman" w:cs="Times New Roman"/>
-          <w:color w:val="169D53"/>
-          <w:sz w:val="24"/>
-          <w:szCs w:val="24"/>
-        </w:rPr>
-        <w:t>-ONLY REQUEST APPROVAL</w:t>
-      </w:r>
-    </w:p>
-    <w:p>
-      <w:pPr>
-        <w:pStyle w:val="cvgsua"/>
+        <w:t>USER STORY 4: HEAD &amp; CAMPUS DIRECTOR-ONLY REQUEST APPROVAL</w:t>
+      </w:r>
+    </w:p>
+    <w:p>
+      <w:pPr>
+        <w:pStyle w:val="5"/>
         <w:spacing w:line="276" w:lineRule="auto"/>
         <w:jc w:val="both"/>
         <w:rPr>
-          <w:rStyle w:val="oypena"/>
-          <w:color w:val="000000" w:themeColor="text1"/>
-        </w:rPr>
-      </w:pPr>
-      <w:r>
-        <w:rPr>
-          <w:rStyle w:val="oypena"/>
-          <w:color w:val="000000" w:themeColor="text1"/>
-        </w:rPr>
-        <w:t xml:space="preserve">As a head &amp; </w:t>
-      </w:r>
-      <w:r>
-        <w:rPr>
-          <w:rStyle w:val="oypena"/>
-          <w:color w:val="000000" w:themeColor="text1"/>
-        </w:rPr>
-        <w:t>campus director</w:t>
-      </w:r>
-      <w:r>
-        <w:rPr>
-          <w:rStyle w:val="oypena"/>
-          <w:color w:val="000000" w:themeColor="text1"/>
-        </w:rPr>
-        <w:t>, I want to be the only one who can approve or disapprove requests from users so that I can control the request processing.</w:t>
-      </w:r>
-    </w:p>
-    <w:p>
-      <w:pPr>
-        <w:pStyle w:val="cvgsua"/>
+          <w:rStyle w:val="6"/>
+          <w:color w:val="000000" w:themeColor="text1"/>
+          <w14:textFill>
+            <w14:solidFill>
+              <w14:schemeClr w14:val="tx1"/>
+            </w14:solidFill>
+          </w14:textFill>
+        </w:rPr>
+      </w:pPr>
+      <w:r>
+        <w:rPr>
+          <w:rStyle w:val="6"/>
+          <w:color w:val="000000" w:themeColor="text1"/>
+          <w14:textFill>
+            <w14:solidFill>
+              <w14:schemeClr w14:val="tx1"/>
+            </w14:solidFill>
+          </w14:textFill>
+        </w:rPr>
+        <w:t>As a head &amp; campus director, I want to be the only one who can approve or disapprove requests from users so that I can control the request processing.</w:t>
+      </w:r>
+    </w:p>
+    <w:p>
+      <w:pPr>
+        <w:pStyle w:val="5"/>
         <w:spacing w:line="276" w:lineRule="auto"/>
         <w:jc w:val="both"/>
         <w:rPr>
-          <w:rStyle w:val="oypena"/>
+          <w:rStyle w:val="6"/>
           <w:color w:val="169D53"/>
         </w:rPr>
       </w:pPr>
       <w:r>
         <w:rPr>
-          <w:rStyle w:val="oypena"/>
+          <w:rStyle w:val="6"/>
           <w:color w:val="169D53"/>
         </w:rPr>
         <w:t>USER STORY 5: OFFICE STAFF CAN VIEW REQUESTS, BUT ONLY THE HEAD CAN APPROVE OR DISAPPROVE</w:t>
@@ -564,34 +568,49 @@
     </w:p>
     <w:p>
       <w:pPr>
-        <w:pStyle w:val="cvgsua"/>
+        <w:pStyle w:val="5"/>
         <w:spacing w:line="276" w:lineRule="auto"/>
         <w:jc w:val="both"/>
         <w:rPr>
           <w:color w:val="000000" w:themeColor="text1"/>
-        </w:rPr>
-      </w:pPr>
-      <w:r>
-        <w:rPr>
-          <w:rStyle w:val="oypena"/>
-          <w:color w:val="000000" w:themeColor="text1"/>
+          <w14:textFill>
+            <w14:solidFill>
+              <w14:schemeClr w14:val="tx1"/>
+            </w14:solidFill>
+          </w14:textFill>
+        </w:rPr>
+      </w:pPr>
+      <w:r>
+        <w:rPr>
+          <w:rStyle w:val="6"/>
+          <w:color w:val="000000" w:themeColor="text1"/>
+          <w14:textFill>
+            <w14:solidFill>
+              <w14:schemeClr w14:val="tx1"/>
+            </w14:solidFill>
+          </w14:textFill>
         </w:rPr>
         <w:t>As the head of the office, I want my staff to view user requests, but only I can approve or disapprove them so that I have full control over request decisions.</w:t>
       </w:r>
     </w:p>
     <w:p>
       <w:pPr>
-        <w:pStyle w:val="cvgsua"/>
+        <w:pStyle w:val="5"/>
         <w:spacing w:line="276" w:lineRule="auto"/>
         <w:jc w:val="both"/>
         <w:rPr>
-          <w:rStyle w:val="oypena"/>
-          <w:color w:val="000000" w:themeColor="text1"/>
-        </w:rPr>
-      </w:pPr>
-      <w:r>
-        <w:rPr>
-          <w:rStyle w:val="oypena"/>
+          <w:rStyle w:val="6"/>
+          <w:color w:val="000000" w:themeColor="text1"/>
+          <w14:textFill>
+            <w14:solidFill>
+              <w14:schemeClr w14:val="tx1"/>
+            </w14:solidFill>
+          </w14:textFill>
+        </w:rPr>
+      </w:pPr>
+      <w:r>
+        <w:rPr>
+          <w:rStyle w:val="6"/>
           <w:color w:val="233DFF"/>
         </w:rPr>
         <w:t>USER STORY 6: FEEDBACK AFTER THE SERVICE IS A MUST</w:t>
@@ -599,51 +618,73 @@
     </w:p>
     <w:p>
       <w:pPr>
-        <w:pStyle w:val="cvgsua"/>
+        <w:pStyle w:val="5"/>
         <w:spacing w:line="276" w:lineRule="auto"/>
         <w:jc w:val="both"/>
         <w:rPr>
           <w:color w:val="000000" w:themeColor="text1"/>
-        </w:rPr>
-      </w:pPr>
-      <w:r>
-        <w:rPr>
-          <w:color w:val="000000" w:themeColor="text1"/>
+          <w14:textFill>
+            <w14:solidFill>
+              <w14:schemeClr w14:val="tx1"/>
+            </w14:solidFill>
+          </w14:textFill>
+        </w:rPr>
+      </w:pPr>
+      <w:r>
+        <w:rPr>
+          <w:color w:val="000000" w:themeColor="text1"/>
+          <w14:textFill>
+            <w14:solidFill>
+              <w14:schemeClr w14:val="tx1"/>
+            </w14:solidFill>
+          </w14:textFill>
         </w:rPr>
         <w:t>As a user, I must provide feedback after the service so that service quality can be monitored and improved.</w:t>
       </w:r>
     </w:p>
     <w:p>
       <w:pPr>
-        <w:pStyle w:val="cvgsua"/>
+        <w:pStyle w:val="5"/>
         <w:spacing w:line="276" w:lineRule="auto"/>
         <w:jc w:val="both"/>
         <w:rPr>
-          <w:rStyle w:val="oypena"/>
+          <w:rStyle w:val="6"/>
           <w:color w:val="233DFF"/>
         </w:rPr>
       </w:pPr>
       <w:r>
         <w:rPr>
-          <w:rStyle w:val="oypena"/>
+          <w:rStyle w:val="6"/>
           <w:color w:val="233DFF"/>
         </w:rPr>
         <w:t>USER STORY 7: ADDING SERVICES</w:t>
       </w:r>
-    </w:p>
-    <w:p>
-      <w:pPr>
-        <w:pStyle w:val="cvgsua"/>
+      <w:bookmarkStart w:id="0" w:name="_GoBack"/>
+      <w:bookmarkEnd w:id="0"/>
+    </w:p>
+    <w:p>
+      <w:pPr>
+        <w:pStyle w:val="5"/>
         <w:spacing w:line="276" w:lineRule="auto"/>
         <w:jc w:val="both"/>
         <w:rPr>
           <w:color w:val="000000" w:themeColor="text1"/>
-        </w:rPr>
-      </w:pPr>
-      <w:r>
-        <w:rPr>
-          <w:rStyle w:val="oypena"/>
-          <w:color w:val="000000" w:themeColor="text1"/>
+          <w14:textFill>
+            <w14:solidFill>
+              <w14:schemeClr w14:val="tx1"/>
+            </w14:solidFill>
+          </w14:textFill>
+        </w:rPr>
+      </w:pPr>
+      <w:r>
+        <w:rPr>
+          <w:rStyle w:val="6"/>
+          <w:color w:val="000000" w:themeColor="text1"/>
+          <w14:textFill>
+            <w14:solidFill>
+              <w14:schemeClr w14:val="tx1"/>
+            </w14:solidFill>
+          </w14:textFill>
         </w:rPr>
         <w:t>As a Head , I want to add services to the system and I am the only one who can access it.</w:t>
       </w:r>
@@ -651,424 +692,349 @@
     <w:sectPr>
       <w:pgSz w:w="12240" w:h="15840"/>
       <w:pgMar w:top="1440" w:right="1440" w:bottom="1440" w:left="1440" w:header="720" w:footer="720" w:gutter="0"/>
-      <w:cols w:space="720"/>
-      <w:docGrid w:linePitch="360"/>
+      <w:cols w:space="720" w:num="1"/>
+      <w:docGrid w:linePitch="360" w:charSpace="0"/>
     </w:sectPr>
   </w:body>
 </w:document>
 </file>
 
+<file path=word/endnotes.xml><?xml version="1.0" encoding="utf-8"?>
+<w:endnotes xmlns:wpc="http://schemas.microsoft.com/office/word/2010/wordprocessingCanvas" xmlns:mc="http://schemas.openxmlformats.org/markup-compatibility/2006" xmlns:o="urn:schemas-microsoft-com:office:office" xmlns:r="http://schemas.openxmlformats.org/officeDocument/2006/relationships" xmlns:m="http://schemas.openxmlformats.org/officeDocument/2006/math" xmlns:v="urn:schemas-microsoft-com:vml" xmlns:wp14="http://schemas.microsoft.com/office/word/2010/wordprocessingDrawing" xmlns:wp="http://schemas.openxmlformats.org/drawingml/2006/wordprocessingDrawing" xmlns:w="http://schemas.openxmlformats.org/wordprocessingml/2006/main" xmlns:w14="http://schemas.microsoft.com/office/word/2010/wordml" xmlns:w15="http://schemas.microsoft.com/office/word/2012/wordml" xmlns:w10="urn:schemas-microsoft-com:office:word" xmlns:wpg="http://schemas.microsoft.com/office/word/2010/wordprocessingGroup" xmlns:wpi="http://schemas.microsoft.com/office/word/2010/wordprocessingInk" xmlns:wne="http://schemas.microsoft.com/office/word/2006/wordml" xmlns:wps="http://schemas.microsoft.com/office/word/2010/wordprocessingShape" xmlns:wpsCustomData="http://www.wps.cn/officeDocument/2013/wpsCustomData" mc:Ignorable="w14 w15 wp14">
+  <w:endnote w:type="separator" w:id="0">
+    <w:p>
+      <w:pPr>
+        <w:spacing w:line="240" w:lineRule="auto"/>
+      </w:pPr>
+      <w:r>
+        <w:separator/>
+      </w:r>
+    </w:p>
+  </w:endnote>
+  <w:endnote w:type="continuationSeparator" w:id="1">
+    <w:p>
+      <w:pPr>
+        <w:spacing w:line="240" w:lineRule="auto"/>
+      </w:pPr>
+      <w:r>
+        <w:continuationSeparator/>
+      </w:r>
+    </w:p>
+  </w:endnote>
+</w:endnotes>
+</file>
+
+<file path=word/footnotes.xml><?xml version="1.0" encoding="utf-8"?>
+<w:footnotes xmlns:wpc="http://schemas.microsoft.com/office/word/2010/wordprocessingCanvas" xmlns:mc="http://schemas.openxmlformats.org/markup-compatibility/2006" xmlns:o="urn:schemas-microsoft-com:office:office" xmlns:r="http://schemas.openxmlformats.org/officeDocument/2006/relationships" xmlns:m="http://schemas.openxmlformats.org/officeDocument/2006/math" xmlns:v="urn:schemas-microsoft-com:vml" xmlns:wp14="http://schemas.microsoft.com/office/word/2010/wordprocessingDrawing" xmlns:wp="http://schemas.openxmlformats.org/drawingml/2006/wordprocessingDrawing" xmlns:w="http://schemas.openxmlformats.org/wordprocessingml/2006/main" xmlns:w14="http://schemas.microsoft.com/office/word/2010/wordml" xmlns:w15="http://schemas.microsoft.com/office/word/2012/wordml" xmlns:w10="urn:schemas-microsoft-com:office:word" xmlns:wpg="http://schemas.microsoft.com/office/word/2010/wordprocessingGroup" xmlns:wpi="http://schemas.microsoft.com/office/word/2010/wordprocessingInk" xmlns:wne="http://schemas.microsoft.com/office/word/2006/wordml" xmlns:wps="http://schemas.microsoft.com/office/word/2010/wordprocessingShape" xmlns:wpsCustomData="http://www.wps.cn/officeDocument/2013/wpsCustomData" mc:Ignorable="w14 w15 wp14">
+  <w:footnote w:type="separator" w:id="0">
+    <w:p>
+      <w:pPr>
+        <w:spacing w:before="0" w:after="0" w:line="259" w:lineRule="auto"/>
+      </w:pPr>
+      <w:r>
+        <w:separator/>
+      </w:r>
+    </w:p>
+  </w:footnote>
+  <w:footnote w:type="continuationSeparator" w:id="1">
+    <w:p>
+      <w:pPr>
+        <w:spacing w:before="0" w:after="0" w:line="259" w:lineRule="auto"/>
+      </w:pPr>
+      <w:r>
+        <w:continuationSeparator/>
+      </w:r>
+    </w:p>
+  </w:footnote>
+</w:footnotes>
+</file>
+
 <file path=word/styles.xml><?xml version="1.0" encoding="utf-8"?>
-<w:styles xmlns:mc="http://schemas.openxmlformats.org/markup-compatibility/2006" xmlns:r="http://schemas.openxmlformats.org/officeDocument/2006/relationships" xmlns:w="http://schemas.openxmlformats.org/wordprocessingml/2006/main" xmlns:w14="http://schemas.microsoft.com/office/word/2010/wordml" xmlns:w15="http://schemas.microsoft.com/office/word/2012/wordml" xmlns:w16cex="http://schemas.microsoft.com/office/word/2018/wordml/cex" xmlns:w16cid="http://schemas.microsoft.com/office/word/2016/wordml/cid" xmlns:w16="http://schemas.microsoft.com/office/word/2018/wordml" xmlns:w16se="http://schemas.microsoft.com/office/word/2015/wordml/symex" mc:Ignorable="w14 w15 w16se w16cid w16 w16cex">
+<w:styles xmlns:mc="http://schemas.openxmlformats.org/markup-compatibility/2006" xmlns:o="urn:schemas-microsoft-com:office:office" xmlns:r="http://schemas.openxmlformats.org/officeDocument/2006/relationships" xmlns:m="http://schemas.openxmlformats.org/officeDocument/2006/math" xmlns:v="urn:schemas-microsoft-com:vml" xmlns:w="http://schemas.openxmlformats.org/wordprocessingml/2006/main" xmlns:w14="http://schemas.microsoft.com/office/word/2010/wordml" xmlns:w10="urn:schemas-microsoft-com:office:word" xmlns:sl="http://schemas.openxmlformats.org/schemaLibrary/2006/main" xmlns:wpsCustomData="http://www.wps.cn/officeDocument/2013/wpsCustomData" mc:Ignorable="w14">
   <w:docDefaults>
     <w:rPrDefault>
       <w:rPr>
-        <w:rFonts w:asciiTheme="minorHAnsi" w:eastAsiaTheme="minorHAnsi" w:hAnsiTheme="minorHAnsi" w:cstheme="minorBidi"/>
-        <w:sz w:val="22"/>
-        <w:szCs w:val="22"/>
-        <w:lang w:val="en-US" w:eastAsia="en-US" w:bidi="ar-SA"/>
+        <w:rFonts w:asciiTheme="minorHAnsi" w:hAnsiTheme="minorHAnsi" w:eastAsiaTheme="minorHAnsi" w:cstheme="minorBidi"/>
       </w:rPr>
     </w:rPrDefault>
-    <w:pPrDefault>
-      <w:pPr>
-        <w:spacing w:after="160" w:line="259" w:lineRule="auto"/>
-      </w:pPr>
-    </w:pPrDefault>
+    <w:pPrDefault/>
   </w:docDefaults>
-  <w:latentStyles w:defLockedState="0" w:defUIPriority="99" w:defSemiHidden="0" w:defUnhideWhenUsed="0" w:defQFormat="0" w:count="376">
-    <w:lsdException w:name="Normal" w:uiPriority="0" w:qFormat="1"/>
-    <w:lsdException w:name="heading 1" w:uiPriority="9" w:qFormat="1"/>
-    <w:lsdException w:name="heading 2" w:semiHidden="1" w:uiPriority="9" w:unhideWhenUsed="1" w:qFormat="1"/>
-    <w:lsdException w:name="heading 3" w:semiHidden="1" w:uiPriority="9" w:unhideWhenUsed="1" w:qFormat="1"/>
-    <w:lsdException w:name="heading 4" w:semiHidden="1" w:uiPriority="9" w:unhideWhenUsed="1" w:qFormat="1"/>
-    <w:lsdException w:name="heading 5" w:semiHidden="1" w:uiPriority="9" w:unhideWhenUsed="1" w:qFormat="1"/>
-    <w:lsdException w:name="heading 6" w:semiHidden="1" w:uiPriority="9" w:unhideWhenUsed="1" w:qFormat="1"/>
-    <w:lsdException w:name="heading 7" w:semiHidden="1" w:uiPriority="9" w:unhideWhenUsed="1" w:qFormat="1"/>
-    <w:lsdException w:name="heading 8" w:semiHidden="1" w:uiPriority="9" w:unhideWhenUsed="1" w:qFormat="1"/>
-    <w:lsdException w:name="heading 9" w:semiHidden="1" w:uiPriority="9" w:unhideWhenUsed="1" w:qFormat="1"/>
-    <w:lsdException w:name="index 1" w:semiHidden="1" w:unhideWhenUsed="1"/>
-    <w:lsdException w:name="index 2" w:semiHidden="1" w:unhideWhenUsed="1"/>
-    <w:lsdException w:name="index 3" w:semiHidden="1" w:unhideWhenUsed="1"/>
-    <w:lsdException w:name="index 4" w:semiHidden="1" w:unhideWhenUsed="1"/>
-    <w:lsdException w:name="index 5" w:semiHidden="1" w:unhideWhenUsed="1"/>
-    <w:lsdException w:name="index 6" w:semiHidden="1" w:unhideWhenUsed="1"/>
-    <w:lsdException w:name="index 7" w:semiHidden="1" w:unhideWhenUsed="1"/>
-    <w:lsdException w:name="index 8" w:semiHidden="1" w:unhideWhenUsed="1"/>
-    <w:lsdException w:name="index 9" w:semiHidden="1" w:unhideWhenUsed="1"/>
-    <w:lsdException w:name="toc 1" w:semiHidden="1" w:uiPriority="39" w:unhideWhenUsed="1"/>
-    <w:lsdException w:name="toc 2" w:semiHidden="1" w:uiPriority="39" w:unhideWhenUsed="1"/>
-    <w:lsdException w:name="toc 3" w:semiHidden="1" w:uiPriority="39" w:unhideWhenUsed="1"/>
-    <w:lsdException w:name="toc 4" w:semiHidden="1" w:uiPriority="39" w:unhideWhenUsed="1"/>
-    <w:lsdException w:name="toc 5" w:semiHidden="1" w:uiPriority="39" w:unhideWhenUsed="1"/>
-    <w:lsdException w:name="toc 6" w:semiHidden="1" w:uiPriority="39" w:unhideWhenUsed="1"/>
-    <w:lsdException w:name="toc 7" w:semiHidden="1" w:uiPriority="39" w:unhideWhenUsed="1"/>
-    <w:lsdException w:name="toc 8" w:semiHidden="1" w:uiPriority="39" w:unhideWhenUsed="1"/>
-    <w:lsdException w:name="toc 9" w:semiHidden="1" w:uiPriority="39" w:unhideWhenUsed="1"/>
-    <w:lsdException w:name="Normal Indent" w:semiHidden="1" w:unhideWhenUsed="1"/>
-    <w:lsdException w:name="footnote text" w:semiHidden="1" w:unhideWhenUsed="1"/>
-    <w:lsdException w:name="annotation text" w:semiHidden="1" w:unhideWhenUsed="1"/>
-    <w:lsdException w:name="header" w:semiHidden="1" w:unhideWhenUsed="1"/>
-    <w:lsdException w:name="footer" w:semiHidden="1" w:unhideWhenUsed="1"/>
-    <w:lsdException w:name="index heading" w:semiHidden="1" w:unhideWhenUsed="1"/>
-    <w:lsdException w:name="caption" w:semiHidden="1" w:uiPriority="35" w:unhideWhenUsed="1" w:qFormat="1"/>
-    <w:lsdException w:name="table of figures" w:semiHidden="1" w:unhideWhenUsed="1"/>
-    <w:lsdException w:name="envelope address" w:semiHidden="1" w:unhideWhenUsed="1"/>
-    <w:lsdException w:name="envelope return" w:semiHidden="1" w:unhideWhenUsed="1"/>
-    <w:lsdException w:name="footnote reference" w:semiHidden="1" w:unhideWhenUsed="1"/>
-    <w:lsdException w:name="annotation reference" w:semiHidden="1" w:unhideWhenUsed="1"/>
-    <w:lsdException w:name="line number" w:semiHidden="1" w:unhideWhenUsed="1"/>
-    <w:lsdException w:name="page number" w:semiHidden="1" w:unhideWhenUsed="1"/>
-    <w:lsdException w:name="endnote reference" w:semiHidden="1" w:unhideWhenUsed="1"/>
-    <w:lsdException w:name="endnote text" w:semiHidden="1" w:unhideWhenUsed="1"/>
-    <w:lsdException w:name="table of authorities" w:semiHidden="1" w:unhideWhenUsed="1"/>
-    <w:lsdException w:name="macro" w:semiHidden="1" w:unhideWhenUsed="1"/>
-    <w:lsdException w:name="toa heading" w:semiHidden="1" w:unhideWhenUsed="1"/>
-    <w:lsdException w:name="List" w:semiHidden="1" w:unhideWhenUsed="1"/>
-    <w:lsdException w:name="List Bullet" w:semiHidden="1" w:unhideWhenUsed="1"/>
-    <w:lsdException w:name="List Number" w:semiHidden="1" w:unhideWhenUsed="1"/>
-    <w:lsdException w:name="List 2" w:semiHidden="1" w:unhideWhenUsed="1"/>
-    <w:lsdException w:name="List 3" w:semiHidden="1" w:unhideWhenUsed="1"/>
-    <w:lsdException w:name="List 4" w:semiHidden="1" w:unhideWhenUsed="1"/>
-    <w:lsdException w:name="List 5" w:semiHidden="1" w:unhideWhenUsed="1"/>
-    <w:lsdException w:name="List Bullet 2" w:semiHidden="1" w:unhideWhenUsed="1"/>
-    <w:lsdException w:name="List Bullet 3" w:semiHidden="1" w:unhideWhenUsed="1"/>
-    <w:lsdException w:name="List Bullet 4" w:semiHidden="1" w:unhideWhenUsed="1"/>
-    <w:lsdException w:name="List Bullet 5" w:semiHidden="1" w:unhideWhenUsed="1"/>
-    <w:lsdException w:name="List Number 2" w:semiHidden="1" w:unhideWhenUsed="1"/>
-    <w:lsdException w:name="List Number 3" w:semiHidden="1" w:unhideWhenUsed="1"/>
-    <w:lsdException w:name="List Number 4" w:semiHidden="1" w:unhideWhenUsed="1"/>
-    <w:lsdException w:name="List Number 5" w:semiHidden="1" w:unhideWhenUsed="1"/>
-    <w:lsdException w:name="Title" w:uiPriority="10" w:qFormat="1"/>
-    <w:lsdException w:name="Closing" w:semiHidden="1" w:unhideWhenUsed="1"/>
-    <w:lsdException w:name="Signature" w:semiHidden="1" w:unhideWhenUsed="1"/>
-    <w:lsdException w:name="Default Paragraph Font" w:semiHidden="1" w:uiPriority="1" w:unhideWhenUsed="1"/>
-    <w:lsdException w:name="Body Text" w:semiHidden="1" w:unhideWhenUsed="1"/>
-    <w:lsdException w:name="Body Text Indent" w:semiHidden="1" w:unhideWhenUsed="1"/>
-    <w:lsdException w:name="List Continue" w:semiHidden="1" w:unhideWhenUsed="1"/>
-    <w:lsdException w:name="List Continue 2" w:semiHidden="1" w:unhideWhenUsed="1"/>
-    <w:lsdException w:name="List Continue 3" w:semiHidden="1" w:unhideWhenUsed="1"/>
-    <w:lsdException w:name="List Continue 4" w:semiHidden="1" w:unhideWhenUsed="1"/>
-    <w:lsdException w:name="List Continue 5" w:semiHidden="1" w:unhideWhenUsed="1"/>
-    <w:lsdException w:name="Message Header" w:semiHidden="1" w:unhideWhenUsed="1"/>
-    <w:lsdException w:name="Subtitle" w:uiPriority="11" w:qFormat="1"/>
-    <w:lsdException w:name="Salutation" w:semiHidden="1" w:unhideWhenUsed="1"/>
-    <w:lsdException w:name="Date" w:semiHidden="1" w:unhideWhenUsed="1"/>
-    <w:lsdException w:name="Body Text First Indent" w:semiHidden="1" w:unhideWhenUsed="1"/>
-    <w:lsdException w:name="Body Text First Indent 2" w:semiHidden="1" w:unhideWhenUsed="1"/>
-    <w:lsdException w:name="Note Heading" w:semiHidden="1" w:unhideWhenUsed="1"/>
-    <w:lsdException w:name="Body Text 2" w:semiHidden="1" w:unhideWhenUsed="1"/>
-    <w:lsdException w:name="Body Text 3" w:semiHidden="1" w:unhideWhenUsed="1"/>
-    <w:lsdException w:name="Body Text Indent 2" w:semiHidden="1" w:unhideWhenUsed="1"/>
-    <w:lsdException w:name="Body Text Indent 3" w:semiHidden="1" w:unhideWhenUsed="1"/>
-    <w:lsdException w:name="Block Text" w:semiHidden="1" w:unhideWhenUsed="1"/>
-    <w:lsdException w:name="Hyperlink" w:semiHidden="1" w:unhideWhenUsed="1"/>
-    <w:lsdException w:name="FollowedHyperlink" w:semiHidden="1" w:unhideWhenUsed="1"/>
-    <w:lsdException w:name="Strong" w:uiPriority="22" w:qFormat="1"/>
-    <w:lsdException w:name="Emphasis" w:uiPriority="20" w:qFormat="1"/>
-    <w:lsdException w:name="Document Map" w:semiHidden="1" w:unhideWhenUsed="1"/>
-    <w:lsdException w:name="Plain Text" w:semiHidden="1" w:unhideWhenUsed="1"/>
-    <w:lsdException w:name="E-mail Signature" w:semiHidden="1" w:unhideWhenUsed="1"/>
-    <w:lsdException w:name="HTML Top of Form" w:semiHidden="1" w:unhideWhenUsed="1"/>
-    <w:lsdException w:name="HTML Bottom of Form" w:semiHidden="1" w:unhideWhenUsed="1"/>
-    <w:lsdException w:name="Normal (Web)" w:semiHidden="1" w:unhideWhenUsed="1"/>
-    <w:lsdException w:name="HTML Acronym" w:semiHidden="1" w:unhideWhenUsed="1"/>
-    <w:lsdException w:name="HTML Address" w:semiHidden="1" w:unhideWhenUsed="1"/>
-    <w:lsdException w:name="HTML Cite" w:semiHidden="1" w:unhideWhenUsed="1"/>
-    <w:lsdException w:name="HTML Code" w:semiHidden="1" w:unhideWhenUsed="1"/>
-    <w:lsdException w:name="HTML Definition" w:semiHidden="1" w:unhideWhenUsed="1"/>
-    <w:lsdException w:name="HTML Keyboard" w:semiHidden="1" w:unhideWhenUsed="1"/>
-    <w:lsdException w:name="HTML Preformatted" w:semiHidden="1" w:unhideWhenUsed="1"/>
-    <w:lsdException w:name="HTML Sample" w:semiHidden="1" w:unhideWhenUsed="1"/>
-    <w:lsdException w:name="HTML Typewriter" w:semiHidden="1" w:unhideWhenUsed="1"/>
-    <w:lsdException w:name="HTML Variable" w:semiHidden="1" w:unhideWhenUsed="1"/>
-    <w:lsdException w:name="Normal Table" w:semiHidden="1" w:unhideWhenUsed="1"/>
-    <w:lsdException w:name="annotation subject" w:semiHidden="1" w:unhideWhenUsed="1"/>
-    <w:lsdException w:name="No List" w:semiHidden="1" w:unhideWhenUsed="1"/>
-    <w:lsdException w:name="Outline List 1" w:semiHidden="1" w:unhideWhenUsed="1"/>
-    <w:lsdException w:name="Outline List 2" w:semiHidden="1" w:unhideWhenUsed="1"/>
-    <w:lsdException w:name="Outline List 3" w:semiHidden="1" w:unhideWhenUsed="1"/>
-    <w:lsdException w:name="Table Simple 1" w:semiHidden="1" w:unhideWhenUsed="1"/>
-    <w:lsdException w:name="Table Simple 2" w:semiHidden="1" w:unhideWhenUsed="1"/>
-    <w:lsdException w:name="Table Simple 3" w:semiHidden="1" w:unhideWhenUsed="1"/>
-    <w:lsdException w:name="Table Classic 1" w:semiHidden="1" w:unhideWhenUsed="1"/>
-    <w:lsdException w:name="Table Classic 2" w:semiHidden="1" w:unhideWhenUsed="1"/>
-    <w:lsdException w:name="Table Classic 3" w:semiHidden="1" w:unhideWhenUsed="1"/>
-    <w:lsdException w:name="Table Classic 4" w:semiHidden="1" w:unhideWhenUsed="1"/>
-    <w:lsdException w:name="Table Colorful 1" w:semiHidden="1" w:unhideWhenUsed="1"/>
-    <w:lsdException w:name="Table Colorful 2" w:semiHidden="1" w:unhideWhenUsed="1"/>
-    <w:lsdException w:name="Table Colorful 3" w:semiHidden="1" w:unhideWhenUsed="1"/>
-    <w:lsdException w:name="Table Columns 1" w:semiHidden="1" w:unhideWhenUsed="1"/>
-    <w:lsdException w:name="Table Columns 2" w:semiHidden="1" w:unhideWhenUsed="1"/>
-    <w:lsdException w:name="Table Columns 3" w:semiHidden="1" w:unhideWhenUsed="1"/>
-    <w:lsdException w:name="Table Columns 4" w:semiHidden="1" w:unhideWhenUsed="1"/>
-    <w:lsdException w:name="Table Columns 5" w:semiHidden="1" w:unhideWhenUsed="1"/>
-    <w:lsdException w:name="Table Grid 1" w:semiHidden="1" w:unhideWhenUsed="1"/>
-    <w:lsdException w:name="Table Grid 2" w:semiHidden="1" w:unhideWhenUsed="1"/>
-    <w:lsdException w:name="Table Grid 3" w:semiHidden="1" w:unhideWhenUsed="1"/>
-    <w:lsdException w:name="Table Grid 4" w:semiHidden="1" w:unhideWhenUsed="1"/>
-    <w:lsdException w:name="Table Grid 5" w:semiHidden="1" w:unhideWhenUsed="1"/>
-    <w:lsdException w:name="Table Grid 6" w:semiHidden="1" w:unhideWhenUsed="1"/>
-    <w:lsdException w:name="Table Grid 7" w:semiHidden="1" w:unhideWhenUsed="1"/>
-    <w:lsdException w:name="Table Grid 8" w:semiHidden="1" w:unhideWhenUsed="1"/>
-    <w:lsdException w:name="Table List 1" w:semiHidden="1" w:unhideWhenUsed="1"/>
-    <w:lsdException w:name="Table List 2" w:semiHidden="1" w:unhideWhenUsed="1"/>
-    <w:lsdException w:name="Table List 3" w:semiHidden="1" w:unhideWhenUsed="1"/>
-    <w:lsdException w:name="Table List 4" w:semiHidden="1" w:unhideWhenUsed="1"/>
-    <w:lsdException w:name="Table List 5" w:semiHidden="1" w:unhideWhenUsed="1"/>
-    <w:lsdException w:name="Table List 6" w:semiHidden="1" w:unhideWhenUsed="1"/>
-    <w:lsdException w:name="Table List 7" w:semiHidden="1" w:unhideWhenUsed="1"/>
-    <w:lsdException w:name="Table List 8" w:semiHidden="1" w:unhideWhenUsed="1"/>
-    <w:lsdException w:name="Table 3D effects 1" w:semiHidden="1" w:unhideWhenUsed="1"/>
-    <w:lsdException w:name="Table 3D effects 2" w:semiHidden="1" w:unhideWhenUsed="1"/>
-    <w:lsdException w:name="Table 3D effects 3" w:semiHidden="1" w:unhideWhenUsed="1"/>
-    <w:lsdException w:name="Table Contemporary" w:semiHidden="1" w:unhideWhenUsed="1"/>
-    <w:lsdException w:name="Table Elegant" w:semiHidden="1" w:unhideWhenUsed="1"/>
-    <w:lsdException w:name="Table Professional" w:semiHidden="1" w:unhideWhenUsed="1"/>
-    <w:lsdException w:name="Table Subtle 1" w:semiHidden="1" w:unhideWhenUsed="1"/>
-    <w:lsdException w:name="Table Subtle 2" w:semiHidden="1" w:unhideWhenUsed="1"/>
-    <w:lsdException w:name="Table Web 1" w:semiHidden="1" w:unhideWhenUsed="1"/>
-    <w:lsdException w:name="Table Web 2" w:semiHidden="1" w:unhideWhenUsed="1"/>
-    <w:lsdException w:name="Table Web 3" w:semiHidden="1" w:unhideWhenUsed="1"/>
-    <w:lsdException w:name="Balloon Text" w:semiHidden="1" w:unhideWhenUsed="1"/>
-    <w:lsdException w:name="Table Grid" w:uiPriority="39"/>
-    <w:lsdException w:name="Table Theme" w:semiHidden="1" w:unhideWhenUsed="1"/>
-    <w:lsdException w:name="Placeholder Text" w:semiHidden="1"/>
-    <w:lsdException w:name="No Spacing" w:uiPriority="1" w:qFormat="1"/>
-    <w:lsdException w:name="Light Shading" w:uiPriority="60"/>
-    <w:lsdException w:name="Light List" w:uiPriority="61"/>
-    <w:lsdException w:name="Light Grid" w:uiPriority="62"/>
-    <w:lsdException w:name="Medium Shading 1" w:uiPriority="63"/>
-    <w:lsdException w:name="Medium Shading 2" w:uiPriority="64"/>
-    <w:lsdException w:name="Medium List 1" w:uiPriority="65"/>
-    <w:lsdException w:name="Medium List 2" w:uiPriority="66"/>
-    <w:lsdException w:name="Medium Grid 1" w:uiPriority="67"/>
-    <w:lsdException w:name="Medium Grid 2" w:uiPriority="68"/>
-    <w:lsdException w:name="Medium Grid 3" w:uiPriority="69"/>
-    <w:lsdException w:name="Dark List" w:uiPriority="70"/>
-    <w:lsdException w:name="Colorful Shading" w:uiPriority="71"/>
-    <w:lsdException w:name="Colorful List" w:uiPriority="72"/>
-    <w:lsdException w:name="Colorful Grid" w:uiPriority="73"/>
-    <w:lsdException w:name="Light Shading Accent 1" w:uiPriority="60"/>
-    <w:lsdException w:name="Light List Accent 1" w:uiPriority="61"/>
-    <w:lsdException w:name="Light Grid Accent 1" w:uiPriority="62"/>
-    <w:lsdException w:name="Medium Shading 1 Accent 1" w:uiPriority="63"/>
-    <w:lsdException w:name="Medium Shading 2 Accent 1" w:uiPriority="64"/>
-    <w:lsdException w:name="Medium List 1 Accent 1" w:uiPriority="65"/>
-    <w:lsdException w:name="Revision" w:semiHidden="1"/>
-    <w:lsdException w:name="List Paragraph" w:uiPriority="34" w:qFormat="1"/>
-    <w:lsdException w:name="Quote" w:uiPriority="29" w:qFormat="1"/>
-    <w:lsdException w:name="Intense Quote" w:uiPriority="30" w:qFormat="1"/>
-    <w:lsdException w:name="Medium List 2 Accent 1" w:uiPriority="66"/>
-    <w:lsdException w:name="Medium Grid 1 Accent 1" w:uiPriority="67"/>
-    <w:lsdException w:name="Medium Grid 2 Accent 1" w:uiPriority="68"/>
-    <w:lsdException w:name="Medium Grid 3 Accent 1" w:uiPriority="69"/>
-    <w:lsdException w:name="Dark List Accent 1" w:uiPriority="70"/>
-    <w:lsdException w:name="Colorful Shading Accent 1" w:uiPriority="71"/>
-    <w:lsdException w:name="Colorful List Accent 1" w:uiPriority="72"/>
-    <w:lsdException w:name="Colorful Grid Accent 1" w:uiPriority="73"/>
-    <w:lsdException w:name="Light Shading Accent 2" w:uiPriority="60"/>
-    <w:lsdException w:name="Light List Accent 2" w:uiPriority="61"/>
-    <w:lsdException w:name="Light Grid Accent 2" w:uiPriority="62"/>
-    <w:lsdException w:name="Medium Shading 1 Accent 2" w:uiPriority="63"/>
-    <w:lsdException w:name="Medium Shading 2 Accent 2" w:uiPriority="64"/>
-    <w:lsdException w:name="Medium List 1 Accent 2" w:uiPriority="65"/>
-    <w:lsdException w:name="Medium List 2 Accent 2" w:uiPriority="66"/>
-    <w:lsdException w:name="Medium Grid 1 Accent 2" w:uiPriority="67"/>
-    <w:lsdException w:name="Medium Grid 2 Accent 2" w:uiPriority="68"/>
-    <w:lsdException w:name="Medium Grid 3 Accent 2" w:uiPriority="69"/>
-    <w:lsdException w:name="Dark List Accent 2" w:uiPriority="70"/>
-    <w:lsdException w:name="Colorful Shading Accent 2" w:uiPriority="71"/>
-    <w:lsdException w:name="Colorful List Accent 2" w:uiPriority="72"/>
-    <w:lsdException w:name="Colorful Grid Accent 2" w:uiPriority="73"/>
-    <w:lsdException w:name="Light Shading Accent 3" w:uiPriority="60"/>
-    <w:lsdException w:name="Light List Accent 3" w:uiPriority="61"/>
-    <w:lsdException w:name="Light Grid Accent 3" w:uiPriority="62"/>
-    <w:lsdException w:name="Medium Shading 1 Accent 3" w:uiPriority="63"/>
-    <w:lsdException w:name="Medium Shading 2 Accent 3" w:uiPriority="64"/>
-    <w:lsdException w:name="Medium List 1 Accent 3" w:uiPriority="65"/>
-    <w:lsdException w:name="Medium List 2 Accent 3" w:uiPriority="66"/>
-    <w:lsdException w:name="Medium Grid 1 Accent 3" w:uiPriority="67"/>
-    <w:lsdException w:name="Medium Grid 2 Accent 3" w:uiPriority="68"/>
-    <w:lsdException w:name="Medium Grid 3 Accent 3" w:uiPriority="69"/>
-    <w:lsdException w:name="Dark List Accent 3" w:uiPriority="70"/>
-    <w:lsdException w:name="Colorful Shading Accent 3" w:uiPriority="71"/>
-    <w:lsdException w:name="Colorful List Accent 3" w:uiPriority="72"/>
-    <w:lsdException w:name="Colorful Grid Accent 3" w:uiPriority="73"/>
-    <w:lsdException w:name="Light Shading Accent 4" w:uiPriority="60"/>
-    <w:lsdException w:name="Light List Accent 4" w:uiPriority="61"/>
-    <w:lsdException w:name="Light Grid Accent 4" w:uiPriority="62"/>
-    <w:lsdException w:name="Medium Shading 1 Accent 4" w:uiPriority="63"/>
-    <w:lsdException w:name="Medium Shading 2 Accent 4" w:uiPriority="64"/>
-    <w:lsdException w:name="Medium List 1 Accent 4" w:uiPriority="65"/>
-    <w:lsdException w:name="Medium List 2 Accent 4" w:uiPriority="66"/>
-    <w:lsdException w:name="Medium Grid 1 Accent 4" w:uiPriority="67"/>
-    <w:lsdException w:name="Medium Grid 2 Accent 4" w:uiPriority="68"/>
-    <w:lsdException w:name="Medium Grid 3 Accent 4" w:uiPriority="69"/>
-    <w:lsdException w:name="Dark List Accent 4" w:uiPriority="70"/>
-    <w:lsdException w:name="Colorful Shading Accent 4" w:uiPriority="71"/>
-    <w:lsdException w:name="Colorful List Accent 4" w:uiPriority="72"/>
-    <w:lsdException w:name="Colorful Grid Accent 4" w:uiPriority="73"/>
-    <w:lsdException w:name="Light Shading Accent 5" w:uiPriority="60"/>
-    <w:lsdException w:name="Light List Accent 5" w:uiPriority="61"/>
-    <w:lsdException w:name="Light Grid Accent 5" w:uiPriority="62"/>
-    <w:lsdException w:name="Medium Shading 1 Accent 5" w:uiPriority="63"/>
-    <w:lsdException w:name="Medium Shading 2 Accent 5" w:uiPriority="64"/>
-    <w:lsdException w:name="Medium List 1 Accent 5" w:uiPriority="65"/>
-    <w:lsdException w:name="Medium List 2 Accent 5" w:uiPriority="66"/>
-    <w:lsdException w:name="Medium Grid 1 Accent 5" w:uiPriority="67"/>
-    <w:lsdException w:name="Medium Grid 2 Accent 5" w:uiPriority="68"/>
-    <w:lsdException w:name="Medium Grid 3 Accent 5" w:uiPriority="69"/>
-    <w:lsdException w:name="Dark List Accent 5" w:uiPriority="70"/>
-    <w:lsdException w:name="Colorful Shading Accent 5" w:uiPriority="71"/>
-    <w:lsdException w:name="Colorful List Accent 5" w:uiPriority="72"/>
-    <w:lsdException w:name="Colorful Grid Accent 5" w:uiPriority="73"/>
-    <w:lsdException w:name="Light Shading Accent 6" w:uiPriority="60"/>
-    <w:lsdException w:name="Light List Accent 6" w:uiPriority="61"/>
-    <w:lsdException w:name="Light Grid Accent 6" w:uiPriority="62"/>
-    <w:lsdException w:name="Medium Shading 1 Accent 6" w:uiPriority="63"/>
-    <w:lsdException w:name="Medium Shading 2 Accent 6" w:uiPriority="64"/>
-    <w:lsdException w:name="Medium List 1 Accent 6" w:uiPriority="65"/>
-    <w:lsdException w:name="Medium List 2 Accent 6" w:uiPriority="66"/>
-    <w:lsdException w:name="Medium Grid 1 Accent 6" w:uiPriority="67"/>
-    <w:lsdException w:name="Medium Grid 2 Accent 6" w:uiPriority="68"/>
-    <w:lsdException w:name="Medium Grid 3 Accent 6" w:uiPriority="69"/>
-    <w:lsdException w:name="Dark List Accent 6" w:uiPriority="70"/>
-    <w:lsdException w:name="Colorful Shading Accent 6" w:uiPriority="71"/>
-    <w:lsdException w:name="Colorful List Accent 6" w:uiPriority="72"/>
-    <w:lsdException w:name="Colorful Grid Accent 6" w:uiPriority="73"/>
-    <w:lsdException w:name="Subtle Emphasis" w:uiPriority="19" w:qFormat="1"/>
-    <w:lsdException w:name="Intense Emphasis" w:uiPriority="21" w:qFormat="1"/>
-    <w:lsdException w:name="Subtle Reference" w:uiPriority="31" w:qFormat="1"/>
-    <w:lsdException w:name="Intense Reference" w:uiPriority="32" w:qFormat="1"/>
-    <w:lsdException w:name="Book Title" w:uiPriority="33" w:qFormat="1"/>
-    <w:lsdException w:name="Bibliography" w:semiHidden="1" w:uiPriority="37" w:unhideWhenUsed="1"/>
-    <w:lsdException w:name="TOC Heading" w:semiHidden="1" w:uiPriority="39" w:unhideWhenUsed="1" w:qFormat="1"/>
-    <w:lsdException w:name="Plain Table 1" w:uiPriority="41"/>
-    <w:lsdException w:name="Plain Table 2" w:uiPriority="42"/>
-    <w:lsdException w:name="Plain Table 3" w:uiPriority="43"/>
-    <w:lsdException w:name="Plain Table 4" w:uiPriority="44"/>
-    <w:lsdException w:name="Plain Table 5" w:uiPriority="45"/>
-    <w:lsdException w:name="Grid Table Light" w:uiPriority="40"/>
-    <w:lsdException w:name="Grid Table 1 Light" w:uiPriority="46"/>
-    <w:lsdException w:name="Grid Table 2" w:uiPriority="47"/>
-    <w:lsdException w:name="Grid Table 3" w:uiPriority="48"/>
-    <w:lsdException w:name="Grid Table 4" w:uiPriority="49"/>
-    <w:lsdException w:name="Grid Table 5 Dark" w:uiPriority="50"/>
-    <w:lsdException w:name="Grid Table 6 Colorful" w:uiPriority="51"/>
-    <w:lsdException w:name="Grid Table 7 Colorful" w:uiPriority="52"/>
-    <w:lsdException w:name="Grid Table 1 Light Accent 1" w:uiPriority="46"/>
-    <w:lsdException w:name="Grid Table 2 Accent 1" w:uiPriority="47"/>
-    <w:lsdException w:name="Grid Table 3 Accent 1" w:uiPriority="48"/>
-    <w:lsdException w:name="Grid Table 4 Accent 1" w:uiPriority="49"/>
-    <w:lsdException w:name="Grid Table 5 Dark Accent 1" w:uiPriority="50"/>
-    <w:lsdException w:name="Grid Table 6 Colorful Accent 1" w:uiPriority="51"/>
-    <w:lsdException w:name="Grid Table 7 Colorful Accent 1" w:uiPriority="52"/>
-    <w:lsdException w:name="Grid Table 1 Light Accent 2" w:uiPriority="46"/>
-    <w:lsdException w:name="Grid Table 2 Accent 2" w:uiPriority="47"/>
-    <w:lsdException w:name="Grid Table 3 Accent 2" w:uiPriority="48"/>
-    <w:lsdException w:name="Grid Table 4 Accent 2" w:uiPriority="49"/>
-    <w:lsdException w:name="Grid Table 5 Dark Accent 2" w:uiPriority="50"/>
-    <w:lsdException w:name="Grid Table 6 Colorful Accent 2" w:uiPriority="51"/>
-    <w:lsdException w:name="Grid Table 7 Colorful Accent 2" w:uiPriority="52"/>
-    <w:lsdException w:name="Grid Table 1 Light Accent 3" w:uiPriority="46"/>
-    <w:lsdException w:name="Grid Table 2 Accent 3" w:uiPriority="47"/>
-    <w:lsdException w:name="Grid Table 3 Accent 3" w:uiPriority="48"/>
-    <w:lsdException w:name="Grid Table 4 Accent 3" w:uiPriority="49"/>
-    <w:lsdException w:name="Grid Table 5 Dark Accent 3" w:uiPriority="50"/>
-    <w:lsdException w:name="Grid Table 6 Colorful Accent 3" w:uiPriority="51"/>
-    <w:lsdException w:name="Grid Table 7 Colorful Accent 3" w:uiPriority="52"/>
-    <w:lsdException w:name="Grid Table 1 Light Accent 4" w:uiPriority="46"/>
-    <w:lsdException w:name="Grid Table 2 Accent 4" w:uiPriority="47"/>
-    <w:lsdException w:name="Grid Table 3 Accent 4" w:uiPriority="48"/>
-    <w:lsdException w:name="Grid Table 4 Accent 4" w:uiPriority="49"/>
-    <w:lsdException w:name="Grid Table 5 Dark Accent 4" w:uiPriority="50"/>
-    <w:lsdException w:name="Grid Table 6 Colorful Accent 4" w:uiPriority="51"/>
-    <w:lsdException w:name="Grid Table 7 Colorful Accent 4" w:uiPriority="52"/>
-    <w:lsdException w:name="Grid Table 1 Light Accent 5" w:uiPriority="46"/>
-    <w:lsdException w:name="Grid Table 2 Accent 5" w:uiPriority="47"/>
-    <w:lsdException w:name="Grid Table 3 Accent 5" w:uiPriority="48"/>
-    <w:lsdException w:name="Grid Table 4 Accent 5" w:uiPriority="49"/>
-    <w:lsdException w:name="Grid Table 5 Dark Accent 5" w:uiPriority="50"/>
-    <w:lsdException w:name="Grid Table 6 Colorful Accent 5" w:uiPriority="51"/>
-    <w:lsdException w:name="Grid Table 7 Colorful Accent 5" w:uiPriority="52"/>
-    <w:lsdException w:name="Grid Table 1 Light Accent 6" w:uiPriority="46"/>
-    <w:lsdException w:name="Grid Table 2 Accent 6" w:uiPriority="47"/>
-    <w:lsdException w:name="Grid Table 3 Accent 6" w:uiPriority="48"/>
-    <w:lsdException w:name="Grid Table 4 Accent 6" w:uiPriority="49"/>
-    <w:lsdException w:name="Grid Table 5 Dark Accent 6" w:uiPriority="50"/>
-    <w:lsdException w:name="Grid Table 6 Colorful Accent 6" w:uiPriority="51"/>
-    <w:lsdException w:name="Grid Table 7 Colorful Accent 6" w:uiPriority="52"/>
-    <w:lsdException w:name="List Table 1 Light" w:uiPriority="46"/>
-    <w:lsdException w:name="List Table 2" w:uiPriority="47"/>
-    <w:lsdException w:name="List Table 3" w:uiPriority="48"/>
-    <w:lsdException w:name="List Table 4" w:uiPriority="49"/>
-    <w:lsdException w:name="List Table 5 Dark" w:uiPriority="50"/>
-    <w:lsdException w:name="List Table 6 Colorful" w:uiPriority="51"/>
-    <w:lsdException w:name="List Table 7 Colorful" w:uiPriority="52"/>
-    <w:lsdException w:name="List Table 1 Light Accent 1" w:uiPriority="46"/>
-    <w:lsdException w:name="List Table 2 Accent 1" w:uiPriority="47"/>
-    <w:lsdException w:name="List Table 3 Accent 1" w:uiPriority="48"/>
-    <w:lsdException w:name="List Table 4 Accent 1" w:uiPriority="49"/>
-    <w:lsdException w:name="List Table 5 Dark Accent 1" w:uiPriority="50"/>
-    <w:lsdException w:name="List Table 6 Colorful Accent 1" w:uiPriority="51"/>
-    <w:lsdException w:name="List Table 7 Colorful Accent 1" w:uiPriority="52"/>
-    <w:lsdException w:name="List Table 1 Light Accent 2" w:uiPriority="46"/>
-    <w:lsdException w:name="List Table 2 Accent 2" w:uiPriority="47"/>
-    <w:lsdException w:name="List Table 3 Accent 2" w:uiPriority="48"/>
-    <w:lsdException w:name="List Table 4 Accent 2" w:uiPriority="49"/>
-    <w:lsdException w:name="List Table 5 Dark Accent 2" w:uiPriority="50"/>
-    <w:lsdException w:name="List Table 6 Colorful Accent 2" w:uiPriority="51"/>
-    <w:lsdException w:name="List Table 7 Colorful Accent 2" w:uiPriority="52"/>
-    <w:lsdException w:name="List Table 1 Light Accent 3" w:uiPriority="46"/>
-    <w:lsdException w:name="List Table 2 Accent 3" w:uiPriority="47"/>
-    <w:lsdException w:name="List Table 3 Accent 3" w:uiPriority="48"/>
-    <w:lsdException w:name="List Table 4 Accent 3" w:uiPriority="49"/>
-    <w:lsdException w:name="List Table 5 Dark Accent 3" w:uiPriority="50"/>
-    <w:lsdException w:name="List Table 6 Colorful Accent 3" w:uiPriority="51"/>
-    <w:lsdException w:name="List Table 7 Colorful Accent 3" w:uiPriority="52"/>
-    <w:lsdException w:name="List Table 1 Light Accent 4" w:uiPriority="46"/>
-    <w:lsdException w:name="List Table 2 Accent 4" w:uiPriority="47"/>
-    <w:lsdException w:name="List Table 3 Accent 4" w:uiPriority="48"/>
-    <w:lsdException w:name="List Table 4 Accent 4" w:uiPriority="49"/>
-    <w:lsdException w:name="List Table 5 Dark Accent 4" w:uiPriority="50"/>
-    <w:lsdException w:name="List Table 6 Colorful Accent 4" w:uiPriority="51"/>
-    <w:lsdException w:name="List Table 7 Colorful Accent 4" w:uiPriority="52"/>
-    <w:lsdException w:name="List Table 1 Light Accent 5" w:uiPriority="46"/>
-    <w:lsdException w:name="List Table 2 Accent 5" w:uiPriority="47"/>
-    <w:lsdException w:name="List Table 3 Accent 5" w:uiPriority="48"/>
-    <w:lsdException w:name="List Table 4 Accent 5" w:uiPriority="49"/>
-    <w:lsdException w:name="List Table 5 Dark Accent 5" w:uiPriority="50"/>
-    <w:lsdException w:name="List Table 6 Colorful Accent 5" w:uiPriority="51"/>
-    <w:lsdException w:name="List Table 7 Colorful Accent 5" w:uiPriority="52"/>
-    <w:lsdException w:name="List Table 1 Light Accent 6" w:uiPriority="46"/>
-    <w:lsdException w:name="List Table 2 Accent 6" w:uiPriority="47"/>
-    <w:lsdException w:name="List Table 3 Accent 6" w:uiPriority="48"/>
-    <w:lsdException w:name="List Table 4 Accent 6" w:uiPriority="49"/>
-    <w:lsdException w:name="List Table 5 Dark Accent 6" w:uiPriority="50"/>
-    <w:lsdException w:name="List Table 6 Colorful Accent 6" w:uiPriority="51"/>
-    <w:lsdException w:name="List Table 7 Colorful Accent 6" w:uiPriority="52"/>
-    <w:lsdException w:name="Mention" w:semiHidden="1" w:unhideWhenUsed="1"/>
-    <w:lsdException w:name="Smart Hyperlink" w:semiHidden="1" w:unhideWhenUsed="1"/>
-    <w:lsdException w:name="Hashtag" w:semiHidden="1" w:unhideWhenUsed="1"/>
-    <w:lsdException w:name="Unresolved Mention" w:semiHidden="1" w:unhideWhenUsed="1"/>
-    <w:lsdException w:name="Smart Link" w:semiHidden="1" w:unhideWhenUsed="1"/>
+  <w:latentStyles w:count="260" w:defQFormat="0" w:defUnhideWhenUsed="1" w:defSemiHidden="1" w:defUIPriority="99" w:defLockedState="0">
+    <w:lsdException w:qFormat="1" w:unhideWhenUsed="0" w:uiPriority="0" w:semiHidden="0" w:name="Normal"/>
+    <w:lsdException w:qFormat="1" w:unhideWhenUsed="0" w:uiPriority="9" w:semiHidden="0" w:name="heading 1"/>
+    <w:lsdException w:qFormat="1" w:uiPriority="9" w:name="heading 2"/>
+    <w:lsdException w:qFormat="1" w:uiPriority="9" w:name="heading 3"/>
+    <w:lsdException w:qFormat="1" w:uiPriority="9" w:name="heading 4"/>
+    <w:lsdException w:qFormat="1" w:uiPriority="9" w:name="heading 5"/>
+    <w:lsdException w:qFormat="1" w:uiPriority="9" w:name="heading 6"/>
+    <w:lsdException w:qFormat="1" w:uiPriority="9" w:name="heading 7"/>
+    <w:lsdException w:qFormat="1" w:uiPriority="9" w:name="heading 8"/>
+    <w:lsdException w:qFormat="1" w:uiPriority="9" w:name="heading 9"/>
+    <w:lsdException w:uiPriority="99" w:name="index 1"/>
+    <w:lsdException w:uiPriority="99" w:name="index 2"/>
+    <w:lsdException w:uiPriority="99" w:name="index 3"/>
+    <w:lsdException w:uiPriority="99" w:name="index 4"/>
+    <w:lsdException w:uiPriority="99" w:name="index 5"/>
+    <w:lsdException w:uiPriority="99" w:name="index 6"/>
+    <w:lsdException w:uiPriority="99" w:name="index 7"/>
+    <w:lsdException w:uiPriority="99" w:name="index 8"/>
+    <w:lsdException w:uiPriority="99" w:name="index 9"/>
+    <w:lsdException w:uiPriority="39" w:name="toc 1"/>
+    <w:lsdException w:uiPriority="39" w:name="toc 2"/>
+    <w:lsdException w:uiPriority="39" w:name="toc 3"/>
+    <w:lsdException w:uiPriority="39" w:name="toc 4"/>
+    <w:lsdException w:uiPriority="39" w:name="toc 5"/>
+    <w:lsdException w:uiPriority="39" w:name="toc 6"/>
+    <w:lsdException w:uiPriority="39" w:name="toc 7"/>
+    <w:lsdException w:uiPriority="39" w:name="toc 8"/>
+    <w:lsdException w:uiPriority="39" w:name="toc 9"/>
+    <w:lsdException w:uiPriority="99" w:name="Normal Indent"/>
+    <w:lsdException w:uiPriority="99" w:name="footnote text"/>
+    <w:lsdException w:uiPriority="99" w:name="annotation text"/>
+    <w:lsdException w:uiPriority="99" w:name="header"/>
+    <w:lsdException w:uiPriority="99" w:name="footer"/>
+    <w:lsdException w:uiPriority="99" w:name="index heading"/>
+    <w:lsdException w:qFormat="1" w:uiPriority="35" w:name="caption"/>
+    <w:lsdException w:uiPriority="99" w:name="table of figures"/>
+    <w:lsdException w:uiPriority="99" w:name="envelope address"/>
+    <w:lsdException w:uiPriority="99" w:name="envelope return"/>
+    <w:lsdException w:uiPriority="99" w:name="footnote reference"/>
+    <w:lsdException w:uiPriority="99" w:name="annotation reference"/>
+    <w:lsdException w:uiPriority="99" w:name="line number"/>
+    <w:lsdException w:uiPriority="99" w:name="page number"/>
+    <w:lsdException w:uiPriority="99" w:name="endnote reference"/>
+    <w:lsdException w:uiPriority="99" w:name="endnote text"/>
+    <w:lsdException w:uiPriority="99" w:name="table of authorities"/>
+    <w:lsdException w:uiPriority="99" w:name="macro"/>
+    <w:lsdException w:uiPriority="99" w:name="toa heading"/>
+    <w:lsdException w:uiPriority="99" w:name="List"/>
+    <w:lsdException w:uiPriority="99" w:name="List Bullet"/>
+    <w:lsdException w:uiPriority="99" w:name="List Number"/>
+    <w:lsdException w:uiPriority="99" w:name="List 2"/>
+    <w:lsdException w:uiPriority="99" w:name="List 3"/>
+    <w:lsdException w:uiPriority="99" w:name="List 4"/>
+    <w:lsdException w:uiPriority="99" w:name="List 5"/>
+    <w:lsdException w:uiPriority="99" w:name="List Bullet 2"/>
+    <w:lsdException w:uiPriority="99" w:name="List Bullet 3"/>
+    <w:lsdException w:uiPriority="99" w:name="List Bullet 4"/>
+    <w:lsdException w:uiPriority="99" w:name="List Bullet 5"/>
+    <w:lsdException w:uiPriority="99" w:name="List Number 2"/>
+    <w:lsdException w:uiPriority="99" w:name="List Number 3"/>
+    <w:lsdException w:uiPriority="99" w:name="List Number 4"/>
+    <w:lsdException w:uiPriority="99" w:name="List Number 5"/>
+    <w:lsdException w:qFormat="1" w:unhideWhenUsed="0" w:uiPriority="10" w:semiHidden="0" w:name="Title"/>
+    <w:lsdException w:uiPriority="99" w:name="Closing"/>
+    <w:lsdException w:uiPriority="99" w:name="Signature"/>
+    <w:lsdException w:uiPriority="1" w:semiHidden="0" w:name="Default Paragraph Font"/>
+    <w:lsdException w:uiPriority="99" w:name="Body Text"/>
+    <w:lsdException w:uiPriority="99" w:name="Body Text Indent"/>
+    <w:lsdException w:uiPriority="99" w:name="List Continue"/>
+    <w:lsdException w:uiPriority="99" w:name="List Continue 2"/>
+    <w:lsdException w:uiPriority="99" w:name="List Continue 3"/>
+    <w:lsdException w:uiPriority="99" w:name="List Continue 4"/>
+    <w:lsdException w:uiPriority="99" w:name="List Continue 5"/>
+    <w:lsdException w:uiPriority="99" w:name="Message Header"/>
+    <w:lsdException w:qFormat="1" w:unhideWhenUsed="0" w:uiPriority="11" w:semiHidden="0" w:name="Subtitle"/>
+    <w:lsdException w:uiPriority="99" w:name="Salutation"/>
+    <w:lsdException w:uiPriority="99" w:name="Date"/>
+    <w:lsdException w:uiPriority="99" w:name="Body Text First Indent"/>
+    <w:lsdException w:uiPriority="99" w:name="Body Text First Indent 2"/>
+    <w:lsdException w:uiPriority="99" w:name="Note Heading"/>
+    <w:lsdException w:uiPriority="99" w:name="Body Text 2"/>
+    <w:lsdException w:uiPriority="99" w:name="Body Text 3"/>
+    <w:lsdException w:uiPriority="99" w:name="Body Text Indent 2"/>
+    <w:lsdException w:uiPriority="99" w:name="Body Text Indent 3"/>
+    <w:lsdException w:uiPriority="99" w:name="Block Text"/>
+    <w:lsdException w:uiPriority="99" w:name="Hyperlink"/>
+    <w:lsdException w:uiPriority="99" w:name="FollowedHyperlink"/>
+    <w:lsdException w:qFormat="1" w:unhideWhenUsed="0" w:uiPriority="22" w:semiHidden="0" w:name="Strong"/>
+    <w:lsdException w:qFormat="1" w:unhideWhenUsed="0" w:uiPriority="20" w:semiHidden="0" w:name="Emphasis"/>
+    <w:lsdException w:uiPriority="99" w:name="Document Map"/>
+    <w:lsdException w:uiPriority="99" w:name="Plain Text"/>
+    <w:lsdException w:uiPriority="99" w:name="E-mail Signature"/>
+    <w:lsdException w:qFormat="1" w:uiPriority="99" w:name="Normal (Web)"/>
+    <w:lsdException w:uiPriority="99" w:name="HTML Acronym"/>
+    <w:lsdException w:uiPriority="99" w:name="HTML Address"/>
+    <w:lsdException w:uiPriority="99" w:name="HTML Cite"/>
+    <w:lsdException w:uiPriority="99" w:name="HTML Code"/>
+    <w:lsdException w:uiPriority="99" w:name="HTML Definition"/>
+    <w:lsdException w:uiPriority="99" w:name="HTML Keyboard"/>
+    <w:lsdException w:uiPriority="99" w:name="HTML Preformatted"/>
+    <w:lsdException w:uiPriority="99" w:name="HTML Sample"/>
+    <w:lsdException w:uiPriority="99" w:name="HTML Typewriter"/>
+    <w:lsdException w:uiPriority="99" w:name="HTML Variable"/>
+    <w:lsdException w:qFormat="1" w:uiPriority="99" w:name="Normal Table"/>
+    <w:lsdException w:uiPriority="99" w:name="annotation subject"/>
+    <w:lsdException w:uiPriority="99" w:name="Table Simple 1"/>
+    <w:lsdException w:uiPriority="99" w:name="Table Simple 2"/>
+    <w:lsdException w:uiPriority="99" w:name="Table Simple 3"/>
+    <w:lsdException w:uiPriority="99" w:name="Table Classic 1"/>
+    <w:lsdException w:uiPriority="99" w:name="Table Classic 2"/>
+    <w:lsdException w:uiPriority="99" w:name="Table Classic 3"/>
+    <w:lsdException w:uiPriority="99" w:name="Table Classic 4"/>
+    <w:lsdException w:uiPriority="99" w:name="Table Colorful 1"/>
+    <w:lsdException w:uiPriority="99" w:name="Table Colorful 2"/>
+    <w:lsdException w:uiPriority="99" w:name="Table Colorful 3"/>
+    <w:lsdException w:uiPriority="99" w:name="Table Columns 1"/>
+    <w:lsdException w:uiPriority="99" w:name="Table Columns 2"/>
+    <w:lsdException w:uiPriority="99" w:name="Table Columns 3"/>
+    <w:lsdException w:uiPriority="99" w:name="Table Columns 4"/>
+    <w:lsdException w:uiPriority="99" w:name="Table Columns 5"/>
+    <w:lsdException w:uiPriority="99" w:name="Table Grid 1"/>
+    <w:lsdException w:uiPriority="99" w:name="Table Grid 2"/>
+    <w:lsdException w:uiPriority="99" w:name="Table Grid 3"/>
+    <w:lsdException w:uiPriority="99" w:name="Table Grid 4"/>
+    <w:lsdException w:uiPriority="99" w:name="Table Grid 5"/>
+    <w:lsdException w:uiPriority="99" w:name="Table Grid 6"/>
+    <w:lsdException w:uiPriority="99" w:name="Table Grid 7"/>
+    <w:lsdException w:uiPriority="99" w:name="Table Grid 8"/>
+    <w:lsdException w:uiPriority="99" w:name="Table List 1"/>
+    <w:lsdException w:uiPriority="99" w:name="Table List 2"/>
+    <w:lsdException w:uiPriority="99" w:name="Table List 3"/>
+    <w:lsdException w:uiPriority="99" w:name="Table List 4"/>
+    <w:lsdException w:uiPriority="99" w:name="Table List 5"/>
+    <w:lsdException w:uiPriority="99" w:name="Table List 6"/>
+    <w:lsdException w:uiPriority="99" w:name="Table List 7"/>
+    <w:lsdException w:uiPriority="99" w:name="Table List 8"/>
+    <w:lsdException w:uiPriority="99" w:name="Table 3D effects 1"/>
+    <w:lsdException w:uiPriority="99" w:name="Table 3D effects 2"/>
+    <w:lsdException w:uiPriority="99" w:name="Table 3D effects 3"/>
+    <w:lsdException w:uiPriority="99" w:name="Table Contemporary"/>
+    <w:lsdException w:uiPriority="99" w:name="Table Elegant"/>
+    <w:lsdException w:uiPriority="99" w:name="Table Professional"/>
+    <w:lsdException w:uiPriority="99" w:name="Table Subtle 1"/>
+    <w:lsdException w:uiPriority="99" w:name="Table Subtle 2"/>
+    <w:lsdException w:uiPriority="99" w:name="Table Web 1"/>
+    <w:lsdException w:uiPriority="99" w:name="Table Web 2"/>
+    <w:lsdException w:uiPriority="99" w:name="Table Web 3"/>
+    <w:lsdException w:uiPriority="99" w:name="Balloon Text"/>
+    <w:lsdException w:unhideWhenUsed="0" w:uiPriority="39" w:semiHidden="0" w:name="Table Grid"/>
+    <w:lsdException w:uiPriority="99" w:name="Table Theme"/>
+    <w:lsdException w:unhideWhenUsed="0" w:uiPriority="60" w:semiHidden="0" w:name="Light Shading"/>
+    <w:lsdException w:unhideWhenUsed="0" w:uiPriority="61" w:semiHidden="0" w:name="Light List"/>
+    <w:lsdException w:unhideWhenUsed="0" w:uiPriority="62" w:semiHidden="0" w:name="Light Grid"/>
+    <w:lsdException w:unhideWhenUsed="0" w:uiPriority="63" w:semiHidden="0" w:name="Medium Shading 1"/>
+    <w:lsdException w:unhideWhenUsed="0" w:uiPriority="64" w:semiHidden="0" w:name="Medium Shading 2"/>
+    <w:lsdException w:unhideWhenUsed="0" w:uiPriority="65" w:semiHidden="0" w:name="Medium List 1"/>
+    <w:lsdException w:unhideWhenUsed="0" w:uiPriority="66" w:semiHidden="0" w:name="Medium List 2"/>
+    <w:lsdException w:unhideWhenUsed="0" w:uiPriority="67" w:semiHidden="0" w:name="Medium Grid 1"/>
+    <w:lsdException w:unhideWhenUsed="0" w:uiPriority="68" w:semiHidden="0" w:name="Medium Grid 2"/>
+    <w:lsdException w:unhideWhenUsed="0" w:uiPriority="69" w:semiHidden="0" w:name="Medium Grid 3"/>
+    <w:lsdException w:unhideWhenUsed="0" w:uiPriority="70" w:semiHidden="0" w:name="Dark List"/>
+    <w:lsdException w:unhideWhenUsed="0" w:uiPriority="71" w:semiHidden="0" w:name="Colorful Shading"/>
+    <w:lsdException w:unhideWhenUsed="0" w:uiPriority="72" w:semiHidden="0" w:name="Colorful List"/>
+    <w:lsdException w:unhideWhenUsed="0" w:uiPriority="73" w:semiHidden="0" w:name="Colorful Grid"/>
+    <w:lsdException w:unhideWhenUsed="0" w:uiPriority="60" w:semiHidden="0" w:name="Light Shading Accent 1"/>
+    <w:lsdException w:unhideWhenUsed="0" w:uiPriority="61" w:semiHidden="0" w:name="Light List Accent 1"/>
+    <w:lsdException w:unhideWhenUsed="0" w:uiPriority="62" w:semiHidden="0" w:name="Light Grid Accent 1"/>
+    <w:lsdException w:unhideWhenUsed="0" w:uiPriority="63" w:semiHidden="0" w:name="Medium Shading 1 Accent 1"/>
+    <w:lsdException w:unhideWhenUsed="0" w:uiPriority="64" w:semiHidden="0" w:name="Medium Shading 2 Accent 1"/>
+    <w:lsdException w:unhideWhenUsed="0" w:uiPriority="65" w:semiHidden="0" w:name="Medium List 1 Accent 1"/>
+    <w:lsdException w:unhideWhenUsed="0" w:uiPriority="66" w:semiHidden="0" w:name="Medium List 2 Accent 1"/>
+    <w:lsdException w:unhideWhenUsed="0" w:uiPriority="67" w:semiHidden="0" w:name="Medium Grid 1 Accent 1"/>
+    <w:lsdException w:unhideWhenUsed="0" w:uiPriority="68" w:semiHidden="0" w:name="Medium Grid 2 Accent 1"/>
+    <w:lsdException w:unhideWhenUsed="0" w:uiPriority="69" w:semiHidden="0" w:name="Medium Grid 3 Accent 1"/>
+    <w:lsdException w:unhideWhenUsed="0" w:uiPriority="70" w:semiHidden="0" w:name="Dark List Accent 1"/>
+    <w:lsdException w:unhideWhenUsed="0" w:uiPriority="71" w:semiHidden="0" w:name="Colorful Shading Accent 1"/>
+    <w:lsdException w:unhideWhenUsed="0" w:uiPriority="72" w:semiHidden="0" w:name="Colorful List Accent 1"/>
+    <w:lsdException w:unhideWhenUsed="0" w:uiPriority="73" w:semiHidden="0" w:name="Colorful Grid Accent 1"/>
+    <w:lsdException w:unhideWhenUsed="0" w:uiPriority="60" w:semiHidden="0" w:name="Light Shading Accent 2"/>
+    <w:lsdException w:unhideWhenUsed="0" w:uiPriority="61" w:semiHidden="0" w:name="Light List Accent 2"/>
+    <w:lsdException w:unhideWhenUsed="0" w:uiPriority="62" w:semiHidden="0" w:name="Light Grid Accent 2"/>
+    <w:lsdException w:unhideWhenUsed="0" w:uiPriority="63" w:semiHidden="0" w:name="Medium Shading 1 Accent 2"/>
+    <w:lsdException w:unhideWhenUsed="0" w:uiPriority="64" w:semiHidden="0" w:name="Medium Shading 2 Accent 2"/>
+    <w:lsdException w:unhideWhenUsed="0" w:uiPriority="65" w:semiHidden="0" w:name="Medium List 1 Accent 2"/>
+    <w:lsdException w:unhideWhenUsed="0" w:uiPriority="66" w:semiHidden="0" w:name="Medium List 2 Accent 2"/>
+    <w:lsdException w:unhideWhenUsed="0" w:uiPriority="67" w:semiHidden="0" w:name="Medium Grid 1 Accent 2"/>
+    <w:lsdException w:unhideWhenUsed="0" w:uiPriority="68" w:semiHidden="0" w:name="Medium Grid 2 Accent 2"/>
+    <w:lsdException w:unhideWhenUsed="0" w:uiPriority="69" w:semiHidden="0" w:name="Medium Grid 3 Accent 2"/>
+    <w:lsdException w:unhideWhenUsed="0" w:uiPriority="70" w:semiHidden="0" w:name="Dark List Accent 2"/>
+    <w:lsdException w:unhideWhenUsed="0" w:uiPriority="71" w:semiHidden="0" w:name="Colorful Shading Accent 2"/>
+    <w:lsdException w:unhideWhenUsed="0" w:uiPriority="72" w:semiHidden="0" w:name="Colorful List Accent 2"/>
+    <w:lsdException w:unhideWhenUsed="0" w:uiPriority="73" w:semiHidden="0" w:name="Colorful Grid Accent 2"/>
+    <w:lsdException w:unhideWhenUsed="0" w:uiPriority="60" w:semiHidden="0" w:name="Light Shading Accent 3"/>
+    <w:lsdException w:unhideWhenUsed="0" w:uiPriority="61" w:semiHidden="0" w:name="Light List Accent 3"/>
+    <w:lsdException w:unhideWhenUsed="0" w:uiPriority="62" w:semiHidden="0" w:name="Light Grid Accent 3"/>
+    <w:lsdException w:unhideWhenUsed="0" w:uiPriority="63" w:semiHidden="0" w:name="Medium Shading 1 Accent 3"/>
+    <w:lsdException w:unhideWhenUsed="0" w:uiPriority="64" w:semiHidden="0" w:name="Medium Shading 2 Accent 3"/>
+    <w:lsdException w:unhideWhenUsed="0" w:uiPriority="65" w:semiHidden="0" w:name="Medium List 1 Accent 3"/>
+    <w:lsdException w:unhideWhenUsed="0" w:uiPriority="66" w:semiHidden="0" w:name="Medium List 2 Accent 3"/>
+    <w:lsdException w:unhideWhenUsed="0" w:uiPriority="67" w:semiHidden="0" w:name="Medium Grid 1 Accent 3"/>
+    <w:lsdException w:unhideWhenUsed="0" w:uiPriority="68" w:semiHidden="0" w:name="Medium Grid 2 Accent 3"/>
+    <w:lsdException w:unhideWhenUsed="0" w:uiPriority="69" w:semiHidden="0" w:name="Medium Grid 3 Accent 3"/>
+    <w:lsdException w:unhideWhenUsed="0" w:uiPriority="70" w:semiHidden="0" w:name="Dark List Accent 3"/>
+    <w:lsdException w:unhideWhenUsed="0" w:uiPriority="71" w:semiHidden="0" w:name="Colorful Shading Accent 3"/>
+    <w:lsdException w:unhideWhenUsed="0" w:uiPriority="72" w:semiHidden="0" w:name="Colorful List Accent 3"/>
+    <w:lsdException w:unhideWhenUsed="0" w:uiPriority="73" w:semiHidden="0" w:name="Colorful Grid Accent 3"/>
+    <w:lsdException w:unhideWhenUsed="0" w:uiPriority="60" w:semiHidden="0" w:name="Light Shading Accent 4"/>
+    <w:lsdException w:unhideWhenUsed="0" w:uiPriority="61" w:semiHidden="0" w:name="Light List Accent 4"/>
+    <w:lsdException w:unhideWhenUsed="0" w:uiPriority="62" w:semiHidden="0" w:name="Light Grid Accent 4"/>
+    <w:lsdException w:unhideWhenUsed="0" w:uiPriority="63" w:semiHidden="0" w:name="Medium Shading 1 Accent 4"/>
+    <w:lsdException w:unhideWhenUsed="0" w:uiPriority="64" w:semiHidden="0" w:name="Medium Shading 2 Accent 4"/>
+    <w:lsdException w:unhideWhenUsed="0" w:uiPriority="65" w:semiHidden="0" w:name="Medium List 1 Accent 4"/>
+    <w:lsdException w:unhideWhenUsed="0" w:uiPriority="66" w:semiHidden="0" w:name="Medium List 2 Accent 4"/>
+    <w:lsdException w:unhideWhenUsed="0" w:uiPriority="67" w:semiHidden="0" w:name="Medium Grid 1 Accent 4"/>
+    <w:lsdException w:unhideWhenUsed="0" w:uiPriority="68" w:semiHidden="0" w:name="Medium Grid 2 Accent 4"/>
+    <w:lsdException w:unhideWhenUsed="0" w:uiPriority="69" w:semiHidden="0" w:name="Medium Grid 3 Accent 4"/>
+    <w:lsdException w:unhideWhenUsed="0" w:uiPriority="70" w:semiHidden="0" w:name="Dark List Accent 4"/>
+    <w:lsdException w:unhideWhenUsed="0" w:uiPriority="71" w:semiHidden="0" w:name="Colorful Shading Accent 4"/>
+    <w:lsdException w:unhideWhenUsed="0" w:uiPriority="72" w:semiHidden="0" w:name="Colorful List Accent 4"/>
+    <w:lsdException w:unhideWhenUsed="0" w:uiPriority="73" w:semiHidden="0" w:name="Colorful Grid Accent 4"/>
+    <w:lsdException w:unhideWhenUsed="0" w:uiPriority="60" w:semiHidden="0" w:name="Light Shading Accent 5"/>
+    <w:lsdException w:unhideWhenUsed="0" w:uiPriority="61" w:semiHidden="0" w:name="Light List Accent 5"/>
+    <w:lsdException w:unhideWhenUsed="0" w:uiPriority="62" w:semiHidden="0" w:name="Light Grid Accent 5"/>
+    <w:lsdException w:unhideWhenUsed="0" w:uiPriority="63" w:semiHidden="0" w:name="Medium Shading 1 Accent 5"/>
+    <w:lsdException w:unhideWhenUsed="0" w:uiPriority="64" w:semiHidden="0" w:name="Medium Shading 2 Accent 5"/>
+    <w:lsdException w:unhideWhenUsed="0" w:uiPriority="65" w:semiHidden="0" w:name="Medium List 1 Accent 5"/>
+    <w:lsdException w:unhideWhenUsed="0" w:uiPriority="66" w:semiHidden="0" w:name="Medium List 2 Accent 5"/>
+    <w:lsdException w:unhideWhenUsed="0" w:uiPriority="67" w:semiHidden="0" w:name="Medium Grid 1 Accent 5"/>
+    <w:lsdException w:unhideWhenUsed="0" w:uiPriority="68" w:semiHidden="0" w:name="Medium Grid 2 Accent 5"/>
+    <w:lsdException w:unhideWhenUsed="0" w:uiPriority="69" w:semiHidden="0" w:name="Medium Grid 3 Accent 5"/>
+    <w:lsdException w:unhideWhenUsed="0" w:uiPriority="70" w:semiHidden="0" w:name="Dark List Accent 5"/>
+    <w:lsdException w:unhideWhenUsed="0" w:uiPriority="71" w:semiHidden="0" w:name="Colorful Shading Accent 5"/>
+    <w:lsdException w:unhideWhenUsed="0" w:uiPriority="72" w:semiHidden="0" w:name="Colorful List Accent 5"/>
+    <w:lsdException w:unhideWhenUsed="0" w:uiPriority="73" w:semiHidden="0" w:name="Colorful Grid Accent 5"/>
+    <w:lsdException w:unhideWhenUsed="0" w:uiPriority="60" w:semiHidden="0" w:name="Light Shading Accent 6"/>
+    <w:lsdException w:unhideWhenUsed="0" w:uiPriority="61" w:semiHidden="0" w:name="Light List Accent 6"/>
+    <w:lsdException w:unhideWhenUsed="0" w:uiPriority="62" w:semiHidden="0" w:name="Light Grid Accent 6"/>
+    <w:lsdException w:unhideWhenUsed="0" w:uiPriority="63" w:semiHidden="0" w:name="Medium Shading 1 Accent 6"/>
+    <w:lsdException w:unhideWhenUsed="0" w:uiPriority="64" w:semiHidden="0" w:name="Medium Shading 2 Accent 6"/>
+    <w:lsdException w:unhideWhenUsed="0" w:uiPriority="65" w:semiHidden="0" w:name="Medium List 1 Accent 6"/>
+    <w:lsdException w:unhideWhenUsed="0" w:uiPriority="66" w:semiHidden="0" w:name="Medium List 2 Accent 6"/>
+    <w:lsdException w:unhideWhenUsed="0" w:uiPriority="67" w:semiHidden="0" w:name="Medium Grid 1 Accent 6"/>
+    <w:lsdException w:unhideWhenUsed="0" w:uiPriority="68" w:semiHidden="0" w:name="Medium Grid 2 Accent 6"/>
+    <w:lsdException w:unhideWhenUsed="0" w:uiPriority="69" w:semiHidden="0" w:name="Medium Grid 3 Accent 6"/>
+    <w:lsdException w:unhideWhenUsed="0" w:uiPriority="70" w:semiHidden="0" w:name="Dark List Accent 6"/>
+    <w:lsdException w:unhideWhenUsed="0" w:uiPriority="71" w:semiHidden="0" w:name="Colorful Shading Accent 6"/>
+    <w:lsdException w:unhideWhenUsed="0" w:uiPriority="72" w:semiHidden="0" w:name="Colorful List Accent 6"/>
+    <w:lsdException w:unhideWhenUsed="0" w:uiPriority="73" w:semiHidden="0" w:name="Colorful Grid Accent 6"/>
   </w:latentStyles>
-  <w:style w:type="paragraph" w:default="1" w:styleId="Normal">
+  <w:style w:type="paragraph" w:default="1" w:styleId="1">
     <w:name w:val="Normal"/>
     <w:qFormat/>
+    <w:uiPriority w:val="0"/>
+    <w:pPr>
+      <w:spacing w:after="160" w:line="259" w:lineRule="auto"/>
+    </w:pPr>
+    <w:rPr>
+      <w:rFonts w:asciiTheme="minorHAnsi" w:hAnsiTheme="minorHAnsi" w:eastAsiaTheme="minorHAnsi" w:cstheme="minorBidi"/>
+      <w:sz w:val="22"/>
+      <w:szCs w:val="22"/>
+      <w:lang w:val="en-US" w:eastAsia="en-US" w:bidi="ar-SA"/>
+    </w:rPr>
   </w:style>
-  <w:style w:type="character" w:default="1" w:styleId="DefaultParagraphFont">
+  <w:style w:type="character" w:default="1" w:styleId="2">
     <w:name w:val="Default Paragraph Font"/>
+    <w:unhideWhenUsed/>
     <w:uiPriority w:val="1"/>
-    <w:unhideWhenUsed/>
   </w:style>
-  <w:style w:type="table" w:default="1" w:styleId="TableNormal">
+  <w:style w:type="table" w:default="1" w:styleId="3">
     <w:name w:val="Normal Table"/>
-    <w:uiPriority w:val="99"/>
     <w:semiHidden/>
     <w:unhideWhenUsed/>
+    <w:qFormat/>
+    <w:uiPriority w:val="99"/>
     <w:tblPr>
-      <w:tblInd w:w="0" w:type="dxa"/>
       <w:tblCellMar>
         <w:top w:w="0" w:type="dxa"/>
         <w:left w:w="108" w:type="dxa"/>
@@ -1077,45 +1043,39 @@
       </w:tblCellMar>
     </w:tblPr>
   </w:style>
-  <w:style w:type="numbering" w:default="1" w:styleId="NoList">
-    <w:name w:val="No List"/>
-    <w:uiPriority w:val="99"/>
+  <w:style w:type="paragraph" w:styleId="4">
+    <w:name w:val="Normal (Web)"/>
+    <w:basedOn w:val="1"/>
     <w:semiHidden/>
     <w:unhideWhenUsed/>
-  </w:style>
-  <w:style w:type="paragraph" w:customStyle="1" w:styleId="cvgsua">
-    <w:name w:val="cvgsua"/>
-    <w:basedOn w:val="Normal"/>
-    <w:rsid w:val="00DE7140"/>
+    <w:qFormat/>
+    <w:uiPriority w:val="99"/>
     <w:pPr>
       <w:spacing w:before="100" w:beforeAutospacing="1" w:after="100" w:afterAutospacing="1" w:line="240" w:lineRule="auto"/>
     </w:pPr>
     <w:rPr>
-      <w:rFonts w:ascii="Times New Roman" w:eastAsia="Times New Roman" w:hAnsi="Times New Roman" w:cs="Times New Roman"/>
+      <w:rFonts w:ascii="Times New Roman" w:hAnsi="Times New Roman" w:eastAsia="Times New Roman" w:cs="Times New Roman"/>
       <w:sz w:val="24"/>
       <w:szCs w:val="24"/>
     </w:rPr>
   </w:style>
-  <w:style w:type="character" w:customStyle="1" w:styleId="oypena">
-    <w:name w:val="oypena"/>
-    <w:basedOn w:val="DefaultParagraphFont"/>
-    <w:rsid w:val="00DE7140"/>
-  </w:style>
-  <w:style w:type="paragraph" w:styleId="NormalWeb">
-    <w:name w:val="Normal (Web)"/>
-    <w:basedOn w:val="Normal"/>
-    <w:uiPriority w:val="99"/>
-    <w:semiHidden/>
-    <w:unhideWhenUsed/>
-    <w:rsid w:val="00DE7140"/>
+  <w:style w:type="paragraph" w:customStyle="1" w:styleId="5">
+    <w:name w:val="cvgsua"/>
+    <w:basedOn w:val="1"/>
+    <w:uiPriority w:val="0"/>
     <w:pPr>
       <w:spacing w:before="100" w:beforeAutospacing="1" w:after="100" w:afterAutospacing="1" w:line="240" w:lineRule="auto"/>
     </w:pPr>
     <w:rPr>
-      <w:rFonts w:ascii="Times New Roman" w:eastAsia="Times New Roman" w:hAnsi="Times New Roman" w:cs="Times New Roman"/>
+      <w:rFonts w:ascii="Times New Roman" w:hAnsi="Times New Roman" w:eastAsia="Times New Roman" w:cs="Times New Roman"/>
       <w:sz w:val="24"/>
       <w:szCs w:val="24"/>
     </w:rPr>
+  </w:style>
+  <w:style w:type="character" w:customStyle="1" w:styleId="6">
+    <w:name w:val="oypena"/>
+    <w:basedOn w:val="2"/>
+    <w:uiPriority w:val="0"/>
   </w:style>
 </w:styles>
 </file>
@@ -1163,7 +1123,7 @@
     </a:clrScheme>
     <a:fontScheme name="Office">
       <a:majorFont>
-        <a:latin typeface="Calibri Light" panose="020F0302020204030204"/>
+        <a:latin typeface="Calibri Light"/>
         <a:ea typeface=""/>
         <a:cs typeface=""/>
         <a:font script="Jpan" typeface="游ゴシック Light"/>
@@ -1196,26 +1156,9 @@
         <a:font script="Viet" typeface="Times New Roman"/>
         <a:font script="Uigh" typeface="Microsoft Uighur"/>
         <a:font script="Geor" typeface="Sylfaen"/>
-        <a:font script="Armn" typeface="Arial"/>
-        <a:font script="Bugi" typeface="Leelawadee UI"/>
-        <a:font script="Bopo" typeface="Microsoft JhengHei"/>
-        <a:font script="Java" typeface="Javanese Text"/>
-        <a:font script="Lisu" typeface="Segoe UI"/>
-        <a:font script="Mymr" typeface="Myanmar Text"/>
-        <a:font script="Nkoo" typeface="Ebrima"/>
-        <a:font script="Olck" typeface="Nirmala UI"/>
-        <a:font script="Osma" typeface="Ebrima"/>
-        <a:font script="Phag" typeface="Phagspa"/>
-        <a:font script="Syrn" typeface="Estrangelo Edessa"/>
-        <a:font script="Syrj" typeface="Estrangelo Edessa"/>
-        <a:font script="Syre" typeface="Estrangelo Edessa"/>
-        <a:font script="Sora" typeface="Nirmala UI"/>
-        <a:font script="Tale" typeface="Microsoft Tai Le"/>
-        <a:font script="Talu" typeface="Microsoft New Tai Lue"/>
-        <a:font script="Tfng" typeface="Ebrima"/>
       </a:majorFont>
       <a:minorFont>
-        <a:latin typeface="Calibri" panose="020F0502020204030204"/>
+        <a:latin typeface="Calibri"/>
         <a:ea typeface=""/>
         <a:cs typeface=""/>
         <a:font script="Jpan" typeface="游明朝"/>
@@ -1248,23 +1191,6 @@
         <a:font script="Viet" typeface="Arial"/>
         <a:font script="Uigh" typeface="Microsoft Uighur"/>
         <a:font script="Geor" typeface="Sylfaen"/>
-        <a:font script="Armn" typeface="Arial"/>
-        <a:font script="Bugi" typeface="Leelawadee UI"/>
-        <a:font script="Bopo" typeface="Microsoft JhengHei"/>
-        <a:font script="Java" typeface="Javanese Text"/>
-        <a:font script="Lisu" typeface="Segoe UI"/>
-        <a:font script="Mymr" typeface="Myanmar Text"/>
-        <a:font script="Nkoo" typeface="Ebrima"/>
-        <a:font script="Olck" typeface="Nirmala UI"/>
-        <a:font script="Osma" typeface="Ebrima"/>
-        <a:font script="Phag" typeface="Phagspa"/>
-        <a:font script="Syrn" typeface="Estrangelo Edessa"/>
-        <a:font script="Syrj" typeface="Estrangelo Edessa"/>
-        <a:font script="Syre" typeface="Estrangelo Edessa"/>
-        <a:font script="Sora" typeface="Nirmala UI"/>
-        <a:font script="Tale" typeface="Microsoft Tai Le"/>
-        <a:font script="Talu" typeface="Microsoft New Tai Lue"/>
-        <a:font script="Tfng" typeface="Ebrima"/>
       </a:minorFont>
     </a:fontScheme>
     <a:fmtScheme name="Office">
@@ -1406,11 +1332,22 @@
     </a:fmtScheme>
   </a:themeElements>
   <a:objectDefaults/>
-  <a:extraClrSchemeLst/>
-  <a:extLst>
-    <a:ext uri="{05A4C25C-085E-4340-85A3-A5531E510DB2}">
-      <thm15:themeFamily xmlns:thm15="http://schemas.microsoft.com/office/thememl/2012/main" name="Office Theme" id="{62F939B6-93AF-4DB8-9C6B-D6C7DFDC589F}" vid="{4A3C46E8-61CC-4603-A589-7422A47A8E4A}"/>
-    </a:ext>
-  </a:extLst>
 </a:theme>
+</file>
+
+<file path=customXml/item1.xml><?xml version="1.0" encoding="utf-8"?>
+<s:customData xmlns="http://www.wps.cn/officeDocument/2013/wpsCustomData" xmlns:s="http://www.wps.cn/officeDocument/2013/wpsCustomData">
+  <customSectProps/>
+  <customShpExts>
+    <customShpInfo spid="_x0000_s1026" textRotate="1"/>
+  </customShpExts>
+</s:customData>
+</file>
+
+<file path=customXml/itemProps1.xml><?xml version="1.0" encoding="utf-8"?>
+<ds:datastoreItem xmlns:ds="http://schemas.openxmlformats.org/officeDocument/2006/customXml" ds:itemID="{B1977F7D-205B-4081-913C-38D41E755F92}">
+  <ds:schemaRefs>
+    <ds:schemaRef ds:uri="http://www.wps.cn/officeDocument/2013/wpsCustomData"/>
+  </ds:schemaRefs>
+</ds:datastoreItem>
 </file>